--- a/sourse/с, с++/Языки программироваиня/yap1/Отчет1_Черникова.docx
+++ b/sourse/с, с++/Языки программироваиня/yap1/Отчет1_Черникова.docx
@@ -407,12 +407,6 @@
         <w:rPr>
           <w:rFonts w:cs="Times New Roman"/>
         </w:rPr>
-        <w:t xml:space="preserve"> 5131001/20003</w:t>
-      </w:r>
-      <w:r>
-        <w:rPr>
-          <w:rFonts w:cs="Times New Roman"/>
-        </w:rPr>
         <w:tab/>
       </w:r>
       <w:r>
@@ -543,20 +537,6 @@
         </w:rPr>
         <w:tab/>
         <w:t xml:space="preserve">       </w:t>
-      </w:r>
-      <w:proofErr w:type="spellStart"/>
-      <w:r>
-        <w:rPr>
-          <w:rFonts w:cs="Times New Roman"/>
-        </w:rPr>
-        <w:t>Семьянов</w:t>
-      </w:r>
-      <w:proofErr w:type="spellEnd"/>
-      <w:r>
-        <w:rPr>
-          <w:rFonts w:cs="Times New Roman"/>
-        </w:rPr>
-        <w:t>. П. В.</w:t>
       </w:r>
     </w:p>
     <w:p>
@@ -1049,19 +1029,11 @@
       </w:r>
       <w:proofErr w:type="spellStart"/>
       <w:r>
-        <w:t>dead_</w:t>
-      </w:r>
-      <w:proofErr w:type="gramStart"/>
-      <w:r>
-        <w:t>code</w:t>
+        <w:t>dead_code</w:t>
       </w:r>
       <w:proofErr w:type="spellEnd"/>
       <w:r>
-        <w:t xml:space="preserve"> :</w:t>
-      </w:r>
-      <w:proofErr w:type="gramEnd"/>
-      <w:r>
-        <w:t xml:space="preserve"> Проверка недостижимого кода и лишних присваиваний. Не должен генерироваться код.</w:t>
+        <w:t xml:space="preserve"> : Проверка недостижимого кода и лишних присваиваний. Не должен генерироваться код.</w:t>
       </w:r>
     </w:p>
     <w:p>
@@ -1079,19 +1051,11 @@
       </w:r>
       <w:proofErr w:type="spellStart"/>
       <w:r>
-        <w:t>unnecessary_</w:t>
-      </w:r>
-      <w:proofErr w:type="gramStart"/>
-      <w:r>
-        <w:t>loop</w:t>
+        <w:t>unnecessary_loop</w:t>
       </w:r>
       <w:proofErr w:type="spellEnd"/>
       <w:r>
-        <w:t xml:space="preserve"> :</w:t>
-      </w:r>
-      <w:proofErr w:type="gramEnd"/>
-      <w:r>
-        <w:t xml:space="preserve"> Цикл в следующей функции </w:t>
+        <w:t xml:space="preserve"> : Цикл в следующей функции </w:t>
       </w:r>
       <w:proofErr w:type="spellStart"/>
       <w:r>
@@ -1120,19 +1084,11 @@
       </w:r>
       <w:proofErr w:type="spellStart"/>
       <w:r>
-        <w:t>loop_</w:t>
-      </w:r>
-      <w:proofErr w:type="gramStart"/>
-      <w:r>
-        <w:t>jamming</w:t>
+        <w:t>loop_jamming</w:t>
       </w:r>
       <w:proofErr w:type="spellEnd"/>
       <w:r>
-        <w:t xml:space="preserve"> :</w:t>
-      </w:r>
-      <w:proofErr w:type="gramEnd"/>
-      <w:r>
-        <w:t xml:space="preserve"> Два цикла в этой функции имеют одинаковые  заголовки и могут быть слиты в один.</w:t>
+        <w:t xml:space="preserve"> : Два цикла в этой функции имеют одинаковые  заголовки и могут быть слиты в один.</w:t>
       </w:r>
     </w:p>
     <w:p>
@@ -1165,14 +1121,7 @@
         <w:rPr>
           <w:rFonts w:eastAsia="Times New Roman" w:cs="Times New Roman"/>
         </w:rPr>
-        <w:t>loop_</w:t>
-      </w:r>
-      <w:proofErr w:type="gramStart"/>
-      <w:r>
-        <w:rPr>
-          <w:rFonts w:eastAsia="Times New Roman" w:cs="Times New Roman"/>
-        </w:rPr>
-        <w:t>unrolling</w:t>
+        <w:t>loop_unrolling</w:t>
       </w:r>
       <w:proofErr w:type="spellEnd"/>
       <w:r>
@@ -1181,7 +1130,6 @@
         </w:rPr>
         <w:t xml:space="preserve"> :</w:t>
       </w:r>
-      <w:proofErr w:type="gramEnd"/>
       <w:r>
         <w:rPr>
           <w:rFonts w:eastAsia="Times New Roman" w:cs="Times New Roman"/>
@@ -1219,28 +1167,14 @@
         <w:rPr>
           <w:rFonts w:eastAsia="Times New Roman" w:cs="Times New Roman"/>
         </w:rPr>
-        <w:t>jump_</w:t>
-      </w:r>
-      <w:proofErr w:type="gramStart"/>
-      <w:r>
-        <w:rPr>
-          <w:rFonts w:eastAsia="Times New Roman" w:cs="Times New Roman"/>
-        </w:rPr>
-        <w:t>compression</w:t>
+        <w:t>jump_compression</w:t>
       </w:r>
       <w:proofErr w:type="spellEnd"/>
       <w:r>
         <w:rPr>
           <w:rFonts w:eastAsia="Times New Roman" w:cs="Times New Roman"/>
         </w:rPr>
-        <w:t xml:space="preserve"> :</w:t>
-      </w:r>
-      <w:proofErr w:type="gramEnd"/>
-      <w:r>
-        <w:rPr>
-          <w:rFonts w:eastAsia="Times New Roman" w:cs="Times New Roman"/>
-        </w:rPr>
-        <w:t xml:space="preserve"> Эта программа полезна для демонстрации сжатия цепочки переходов. </w:t>
+        <w:t xml:space="preserve"> : Эта программа полезна для демонстрации сжатия цепочки переходов. </w:t>
       </w:r>
       <w:proofErr w:type="spellStart"/>
       <w:r>
@@ -1363,7 +1297,6 @@
         <w:rPr>
           <w:rFonts w:eastAsia="Times New Roman" w:cs="Times New Roman"/>
         </w:rPr>
-        <w:lastRenderedPageBreak/>
         <w:t>Основная часть</w:t>
       </w:r>
     </w:p>
@@ -1719,7 +1652,6 @@
           <w:noProof/>
           <w:lang w:val="en-US" w:eastAsia="en-US"/>
         </w:rPr>
-        <w:lastRenderedPageBreak/>
         <w:drawing>
           <wp:inline distT="0" distB="0" distL="0" distR="0" wp14:anchorId="60E39DC7" wp14:editId="1728C2D9">
             <wp:extent cx="6776085" cy="1557282"/>
@@ -2094,7 +2026,6 @@
         </w:rPr>
       </w:pPr>
       <w:r>
-        <w:lastRenderedPageBreak/>
         <w:t>Управление переменной индукции цикла</w:t>
       </w:r>
       <w:r>
@@ -2331,7 +2262,6 @@
           <w:noProof/>
           <w:lang w:val="en-US" w:eastAsia="en-US"/>
         </w:rPr>
-        <w:lastRenderedPageBreak/>
         <w:drawing>
           <wp:inline distT="0" distB="0" distL="0" distR="0" wp14:anchorId="6C3106BA" wp14:editId="2FDC0E86">
             <wp:extent cx="2906486" cy="3449695"/>
@@ -2704,19 +2634,11 @@
       </w:r>
       <w:proofErr w:type="spellStart"/>
       <w:r>
-        <w:t>dead_</w:t>
-      </w:r>
-      <w:proofErr w:type="gramStart"/>
-      <w:r>
-        <w:t>code</w:t>
+        <w:t>dead_code</w:t>
       </w:r>
       <w:proofErr w:type="spellEnd"/>
       <w:r>
-        <w:t xml:space="preserve"> :</w:t>
-      </w:r>
-      <w:proofErr w:type="gramEnd"/>
-      <w:r>
-        <w:t xml:space="preserve"> Проверка недостижимого кода и лишних присваиваний. Не должен генерироваться код.</w:t>
+        <w:t xml:space="preserve"> : Проверка недостижимого кода и лишних присваиваний. Не должен генерироваться код.</w:t>
       </w:r>
       <w:r>
         <w:rPr>
@@ -2737,7 +2659,6 @@
           <w:noProof/>
           <w:lang w:val="en-US" w:eastAsia="en-US"/>
         </w:rPr>
-        <w:lastRenderedPageBreak/>
         <w:drawing>
           <wp:anchor distT="0" distB="0" distL="114300" distR="114300" simplePos="0" relativeHeight="251658240" behindDoc="1" locked="0" layoutInCell="1" allowOverlap="1" wp14:anchorId="3DF92926" wp14:editId="1AAC5F7D">
             <wp:simplePos x="0" y="0"/>
@@ -2859,19 +2780,11 @@
       </w:r>
       <w:proofErr w:type="spellStart"/>
       <w:r>
-        <w:t>unnecessary_</w:t>
-      </w:r>
-      <w:proofErr w:type="gramStart"/>
-      <w:r>
-        <w:t>loop</w:t>
+        <w:t>unnecessary_loop</w:t>
       </w:r>
       <w:proofErr w:type="spellEnd"/>
       <w:r>
-        <w:t xml:space="preserve"> :</w:t>
-      </w:r>
-      <w:proofErr w:type="gramEnd"/>
-      <w:r>
-        <w:t xml:space="preserve"> Цикл в следующей функции не</w:t>
+        <w:t xml:space="preserve"> : Цикл в следующей функции не</w:t>
       </w:r>
       <w:r>
         <w:t xml:space="preserve"> </w:t>
@@ -2951,19 +2864,11 @@
       </w:r>
       <w:proofErr w:type="spellStart"/>
       <w:r>
-        <w:t>loop_</w:t>
-      </w:r>
-      <w:proofErr w:type="gramStart"/>
-      <w:r>
-        <w:t>jamming</w:t>
+        <w:t>loop_jamming</w:t>
       </w:r>
       <w:proofErr w:type="spellEnd"/>
       <w:r>
-        <w:t xml:space="preserve"> :</w:t>
-      </w:r>
-      <w:proofErr w:type="gramEnd"/>
-      <w:r>
-        <w:t xml:space="preserve"> Два цикла в этой функции имеют одинаковые  заголовки и могут быть слиты в один.</w:t>
+        <w:t xml:space="preserve"> : Два цикла в этой функции имеют одинаковые  заголовки и могут быть слиты в один.</w:t>
       </w:r>
     </w:p>
     <w:p>
@@ -2977,7 +2882,6 @@
           <w:noProof/>
           <w:lang w:val="en-US" w:eastAsia="en-US"/>
         </w:rPr>
-        <w:lastRenderedPageBreak/>
         <w:drawing>
           <wp:anchor distT="0" distB="0" distL="114300" distR="114300" simplePos="0" relativeHeight="251659264" behindDoc="1" locked="0" layoutInCell="1" allowOverlap="1" wp14:anchorId="6365902F" wp14:editId="4A5934FD">
             <wp:simplePos x="0" y="0"/>
@@ -3128,14 +3032,7 @@
         <w:rPr>
           <w:rFonts w:eastAsia="Times New Roman" w:cs="Times New Roman"/>
         </w:rPr>
-        <w:t>loop_</w:t>
-      </w:r>
-      <w:proofErr w:type="gramStart"/>
-      <w:r>
-        <w:rPr>
-          <w:rFonts w:eastAsia="Times New Roman" w:cs="Times New Roman"/>
-        </w:rPr>
-        <w:t>unrolling</w:t>
+        <w:t>loop_unrolling</w:t>
       </w:r>
       <w:proofErr w:type="spellEnd"/>
       <w:r>
@@ -3144,7 +3041,6 @@
         </w:rPr>
         <w:t xml:space="preserve"> :</w:t>
       </w:r>
-      <w:proofErr w:type="gramEnd"/>
       <w:r>
         <w:rPr>
           <w:rFonts w:eastAsia="Times New Roman" w:cs="Times New Roman"/>
@@ -3172,7 +3068,6 @@
           <w:noProof/>
           <w:lang w:val="en-US" w:eastAsia="en-US"/>
         </w:rPr>
-        <w:lastRenderedPageBreak/>
         <w:drawing>
           <wp:inline distT="0" distB="0" distL="0" distR="0" wp14:anchorId="136C6460" wp14:editId="40537F1B">
             <wp:extent cx="7103745" cy="2404110"/>
@@ -3234,28 +3129,14 @@
         <w:rPr>
           <w:rFonts w:eastAsia="Times New Roman" w:cs="Times New Roman"/>
         </w:rPr>
-        <w:t>jump_</w:t>
-      </w:r>
-      <w:proofErr w:type="gramStart"/>
-      <w:r>
-        <w:rPr>
-          <w:rFonts w:eastAsia="Times New Roman" w:cs="Times New Roman"/>
-        </w:rPr>
-        <w:t>compression</w:t>
+        <w:t>jump_compression</w:t>
       </w:r>
       <w:proofErr w:type="spellEnd"/>
       <w:r>
         <w:rPr>
           <w:rFonts w:eastAsia="Times New Roman" w:cs="Times New Roman"/>
         </w:rPr>
-        <w:t xml:space="preserve"> :</w:t>
-      </w:r>
-      <w:proofErr w:type="gramEnd"/>
-      <w:r>
-        <w:rPr>
-          <w:rFonts w:eastAsia="Times New Roman" w:cs="Times New Roman"/>
-        </w:rPr>
-        <w:t xml:space="preserve"> Эта программа полезна для демонстрации сжатия цеп</w:t>
+        <w:t xml:space="preserve"> : Эта программа полезна для демонстрации сжатия цеп</w:t>
       </w:r>
       <w:r>
         <w:rPr>
@@ -3429,7 +3310,6 @@
           <w:noProof/>
           <w:lang w:val="en-US" w:eastAsia="en-US"/>
         </w:rPr>
-        <w:lastRenderedPageBreak/>
         <w:drawing>
           <wp:inline distT="0" distB="0" distL="0" distR="0" wp14:anchorId="34A56786" wp14:editId="48816163">
             <wp:extent cx="2862891" cy="1823489"/>
@@ -3715,7 +3595,6 @@
         <w:rPr>
           <w:rFonts w:eastAsia="Times New Roman" w:cs="Times New Roman"/>
         </w:rPr>
-        <w:lastRenderedPageBreak/>
         <w:t>Исследование оптимизаций</w:t>
       </w:r>
     </w:p>
@@ -4751,28 +4630,16 @@
               <w:t>jge</w:t>
             </w:r>
             <w:proofErr w:type="spellEnd"/>
-            <w:proofErr w:type="gramStart"/>
-            <w:r>
-              <w:rPr>
-                <w:rFonts w:eastAsiaTheme="minorHAnsi" w:cs="Times New Roman"/>
-                <w:color w:val="000000"/>
-                <w:sz w:val="16"/>
-                <w:szCs w:val="19"/>
-                <w:lang w:val="en-US" w:eastAsia="en-US"/>
-              </w:rPr>
-              <w:tab/>
-              <w:t>.L</w:t>
-            </w:r>
-            <w:proofErr w:type="gramEnd"/>
-            <w:r>
-              <w:rPr>
-                <w:rFonts w:eastAsiaTheme="minorHAnsi" w:cs="Times New Roman"/>
-                <w:color w:val="000000"/>
-                <w:sz w:val="16"/>
-                <w:szCs w:val="19"/>
-                <w:lang w:val="en-US" w:eastAsia="en-US"/>
-              </w:rPr>
-              <w:t>2</w:t>
+            <w:r>
+              <w:rPr>
+                <w:rFonts w:eastAsiaTheme="minorHAnsi" w:cs="Times New Roman"/>
+                <w:color w:val="000000"/>
+                <w:sz w:val="16"/>
+                <w:szCs w:val="19"/>
+                <w:lang w:val="en-US" w:eastAsia="en-US"/>
+              </w:rPr>
+              <w:tab/>
+              <w:t>.L2</w:t>
             </w:r>
           </w:p>
           <w:p>
@@ -5021,28 +4888,16 @@
               <w:t>jge</w:t>
             </w:r>
             <w:proofErr w:type="spellEnd"/>
-            <w:proofErr w:type="gramStart"/>
-            <w:r>
-              <w:rPr>
-                <w:rFonts w:eastAsiaTheme="minorHAnsi" w:cs="Times New Roman"/>
-                <w:color w:val="000000"/>
-                <w:sz w:val="16"/>
-                <w:szCs w:val="19"/>
-                <w:lang w:val="en-US" w:eastAsia="en-US"/>
-              </w:rPr>
-              <w:tab/>
-              <w:t>.L</w:t>
-            </w:r>
-            <w:proofErr w:type="gramEnd"/>
-            <w:r>
-              <w:rPr>
-                <w:rFonts w:eastAsiaTheme="minorHAnsi" w:cs="Times New Roman"/>
-                <w:color w:val="000000"/>
-                <w:sz w:val="16"/>
-                <w:szCs w:val="19"/>
-                <w:lang w:val="en-US" w:eastAsia="en-US"/>
-              </w:rPr>
-              <w:t>2</w:t>
+            <w:r>
+              <w:rPr>
+                <w:rFonts w:eastAsiaTheme="minorHAnsi" w:cs="Times New Roman"/>
+                <w:color w:val="000000"/>
+                <w:sz w:val="16"/>
+                <w:szCs w:val="19"/>
+                <w:lang w:val="en-US" w:eastAsia="en-US"/>
+              </w:rPr>
+              <w:tab/>
+              <w:t>.L2</w:t>
             </w:r>
           </w:p>
           <w:p>
@@ -5130,27 +4985,15 @@
                 <w:lang w:val="en-US" w:eastAsia="en-US"/>
               </w:rPr>
             </w:pPr>
-            <w:proofErr w:type="gramStart"/>
-            <w:r>
-              <w:rPr>
-                <w:rFonts w:eastAsiaTheme="minorHAnsi" w:cs="Times New Roman"/>
-                <w:color w:val="000000"/>
-                <w:sz w:val="16"/>
-                <w:szCs w:val="19"/>
-                <w:lang w:val="en-US" w:eastAsia="en-US"/>
-              </w:rPr>
-              <w:t>.L</w:t>
-            </w:r>
-            <w:proofErr w:type="gramEnd"/>
-            <w:r>
-              <w:rPr>
-                <w:rFonts w:eastAsiaTheme="minorHAnsi" w:cs="Times New Roman"/>
-                <w:color w:val="000000"/>
-                <w:sz w:val="16"/>
-                <w:szCs w:val="19"/>
-                <w:lang w:val="en-US" w:eastAsia="en-US"/>
-              </w:rPr>
-              <w:t>2</w:t>
+            <w:r>
+              <w:rPr>
+                <w:rFonts w:eastAsiaTheme="minorHAnsi" w:cs="Times New Roman"/>
+                <w:color w:val="000000"/>
+                <w:sz w:val="16"/>
+                <w:szCs w:val="19"/>
+                <w:lang w:val="en-US" w:eastAsia="en-US"/>
+              </w:rPr>
+              <w:t>.L2</w:t>
             </w:r>
             <w:r>
               <w:rPr>
@@ -5543,28 +5386,16 @@
               <w:t>jge</w:t>
             </w:r>
             <w:proofErr w:type="spellEnd"/>
-            <w:proofErr w:type="gramStart"/>
-            <w:r>
-              <w:rPr>
-                <w:rFonts w:eastAsiaTheme="minorHAnsi" w:cs="Times New Roman"/>
-                <w:color w:val="000000"/>
-                <w:sz w:val="16"/>
-                <w:szCs w:val="19"/>
-                <w:lang w:val="en-US" w:eastAsia="en-US"/>
-              </w:rPr>
-              <w:tab/>
-              <w:t>.L</w:t>
-            </w:r>
-            <w:proofErr w:type="gramEnd"/>
-            <w:r>
-              <w:rPr>
-                <w:rFonts w:eastAsiaTheme="minorHAnsi" w:cs="Times New Roman"/>
-                <w:color w:val="000000"/>
-                <w:sz w:val="16"/>
-                <w:szCs w:val="19"/>
-                <w:lang w:val="en-US" w:eastAsia="en-US"/>
-              </w:rPr>
-              <w:t>3</w:t>
+            <w:r>
+              <w:rPr>
+                <w:rFonts w:eastAsiaTheme="minorHAnsi" w:cs="Times New Roman"/>
+                <w:color w:val="000000"/>
+                <w:sz w:val="16"/>
+                <w:szCs w:val="19"/>
+                <w:lang w:val="en-US" w:eastAsia="en-US"/>
+              </w:rPr>
+              <w:tab/>
+              <w:t>.L3</w:t>
             </w:r>
           </w:p>
           <w:p>
@@ -5813,28 +5644,16 @@
               <w:t>jge</w:t>
             </w:r>
             <w:proofErr w:type="spellEnd"/>
-            <w:proofErr w:type="gramStart"/>
-            <w:r>
-              <w:rPr>
-                <w:rFonts w:eastAsiaTheme="minorHAnsi" w:cs="Times New Roman"/>
-                <w:color w:val="000000"/>
-                <w:sz w:val="16"/>
-                <w:szCs w:val="19"/>
-                <w:lang w:val="en-US" w:eastAsia="en-US"/>
-              </w:rPr>
-              <w:tab/>
-              <w:t>.L</w:t>
-            </w:r>
-            <w:proofErr w:type="gramEnd"/>
-            <w:r>
-              <w:rPr>
-                <w:rFonts w:eastAsiaTheme="minorHAnsi" w:cs="Times New Roman"/>
-                <w:color w:val="000000"/>
-                <w:sz w:val="16"/>
-                <w:szCs w:val="19"/>
-                <w:lang w:val="en-US" w:eastAsia="en-US"/>
-              </w:rPr>
-              <w:t>3</w:t>
+            <w:r>
+              <w:rPr>
+                <w:rFonts w:eastAsiaTheme="minorHAnsi" w:cs="Times New Roman"/>
+                <w:color w:val="000000"/>
+                <w:sz w:val="16"/>
+                <w:szCs w:val="19"/>
+                <w:lang w:val="en-US" w:eastAsia="en-US"/>
+              </w:rPr>
+              <w:tab/>
+              <w:t>.L3</w:t>
             </w:r>
           </w:p>
           <w:p>
@@ -5922,25 +5741,7 @@
                 <w:sz w:val="16"/>
                 <w:lang w:val="en-US"/>
               </w:rPr>
-              <w:t xml:space="preserve"> </w:t>
-            </w:r>
-            <w:proofErr w:type="gramStart"/>
-            <w:r>
-              <w:rPr>
-                <w:rFonts w:eastAsia="Times New Roman" w:cs="Times New Roman"/>
-                <w:sz w:val="16"/>
-                <w:lang w:val="en-US"/>
-              </w:rPr>
-              <w:t>.L</w:t>
-            </w:r>
-            <w:proofErr w:type="gramEnd"/>
-            <w:r>
-              <w:rPr>
-                <w:rFonts w:eastAsia="Times New Roman" w:cs="Times New Roman"/>
-                <w:sz w:val="16"/>
-                <w:lang w:val="en-US"/>
-              </w:rPr>
-              <w:t>3:</w:t>
+              <w:t xml:space="preserve"> .L3:</w:t>
             </w:r>
           </w:p>
         </w:tc>
@@ -5978,27 +5779,7 @@
                 <w:lang w:val="en-US"/>
               </w:rPr>
               <w:br/>
-              <w:t xml:space="preserve">            </w:t>
-            </w:r>
-            <w:proofErr w:type="gramStart"/>
-            <w:r>
-              <w:rPr>
-                <w:rFonts w:cs="Times New Roman"/>
-                <w:color w:val="000000"/>
-                <w:sz w:val="16"/>
-                <w:lang w:val="en-US"/>
-              </w:rPr>
-              <w:t>if( i</w:t>
-            </w:r>
-            <w:proofErr w:type="gramEnd"/>
-            <w:r>
-              <w:rPr>
-                <w:rFonts w:cs="Times New Roman"/>
-                <w:color w:val="000000"/>
-                <w:sz w:val="16"/>
-                <w:lang w:val="en-US"/>
-              </w:rPr>
-              <w:t>2 &lt; j4 &amp;&amp; i4 &lt; j4 )</w:t>
+              <w:t xml:space="preserve">            if( i2 &lt; j4 &amp;&amp; i4 &lt; j4 )</w:t>
             </w:r>
             <w:r>
               <w:rPr>
@@ -8759,24 +8540,14 @@
               <w:t>jmp</w:t>
             </w:r>
             <w:proofErr w:type="spellEnd"/>
-            <w:proofErr w:type="gramStart"/>
-            <w:r>
-              <w:rPr>
-                <w:rFonts w:eastAsia="Times New Roman" w:cs="Times New Roman"/>
-                <w:sz w:val="16"/>
-                <w:lang w:val="en-US"/>
-              </w:rPr>
-              <w:tab/>
-              <w:t>.L</w:t>
-            </w:r>
-            <w:proofErr w:type="gramEnd"/>
-            <w:r>
-              <w:rPr>
-                <w:rFonts w:eastAsia="Times New Roman" w:cs="Times New Roman"/>
-                <w:sz w:val="16"/>
-                <w:lang w:val="en-US"/>
-              </w:rPr>
-              <w:t>4</w:t>
+            <w:r>
+              <w:rPr>
+                <w:rFonts w:eastAsia="Times New Roman" w:cs="Times New Roman"/>
+                <w:sz w:val="16"/>
+                <w:lang w:val="en-US"/>
+              </w:rPr>
+              <w:tab/>
+              <w:t>.L4</w:t>
             </w:r>
           </w:p>
           <w:p>
@@ -8791,23 +8562,13 @@
                 <w:lang w:val="en-US"/>
               </w:rPr>
             </w:pPr>
-            <w:proofErr w:type="gramStart"/>
-            <w:r>
-              <w:rPr>
-                <w:rFonts w:eastAsia="Times New Roman" w:cs="Times New Roman"/>
-                <w:sz w:val="16"/>
-                <w:lang w:val="en-US"/>
-              </w:rPr>
-              <w:t>.L</w:t>
-            </w:r>
-            <w:proofErr w:type="gramEnd"/>
-            <w:r>
-              <w:rPr>
-                <w:rFonts w:eastAsia="Times New Roman" w:cs="Times New Roman"/>
-                <w:sz w:val="16"/>
-                <w:lang w:val="en-US"/>
-              </w:rPr>
-              <w:t>5:</w:t>
+            <w:r>
+              <w:rPr>
+                <w:rFonts w:eastAsia="Times New Roman" w:cs="Times New Roman"/>
+                <w:sz w:val="16"/>
+                <w:lang w:val="en-US"/>
+              </w:rPr>
+              <w:t>.L5:</w:t>
             </w:r>
           </w:p>
           <w:p>
@@ -8917,7 +8678,6 @@
               <w:t>(%</w:t>
             </w:r>
             <w:proofErr w:type="spellStart"/>
-            <w:proofErr w:type="gramStart"/>
             <w:r>
               <w:rPr>
                 <w:rFonts w:eastAsia="Times New Roman" w:cs="Times New Roman"/>
@@ -8936,7 +8696,6 @@
               <w:t>,%</w:t>
             </w:r>
             <w:proofErr w:type="spellStart"/>
-            <w:proofErr w:type="gramEnd"/>
             <w:r>
               <w:rPr>
                 <w:rFonts w:eastAsia="Times New Roman" w:cs="Times New Roman"/>
@@ -9171,7 +8930,6 @@
               <w:t>(%</w:t>
             </w:r>
             <w:proofErr w:type="spellStart"/>
-            <w:proofErr w:type="gramStart"/>
             <w:r>
               <w:rPr>
                 <w:rFonts w:eastAsia="Times New Roman" w:cs="Times New Roman"/>
@@ -9190,7 +8948,6 @@
               <w:t>,%</w:t>
             </w:r>
             <w:proofErr w:type="spellStart"/>
-            <w:proofErr w:type="gramEnd"/>
             <w:r>
               <w:rPr>
                 <w:rFonts w:eastAsia="Times New Roman" w:cs="Times New Roman"/>
@@ -9309,7 +9066,6 @@
               <w:t>%cx, (%</w:t>
             </w:r>
             <w:proofErr w:type="spellStart"/>
-            <w:proofErr w:type="gramStart"/>
             <w:r>
               <w:rPr>
                 <w:rFonts w:eastAsia="Times New Roman" w:cs="Times New Roman"/>
@@ -9328,7 +9084,6 @@
               <w:t>,%</w:t>
             </w:r>
             <w:proofErr w:type="spellStart"/>
-            <w:proofErr w:type="gramEnd"/>
             <w:r>
               <w:rPr>
                 <w:rFonts w:eastAsia="Times New Roman" w:cs="Times New Roman"/>
@@ -9365,7 +9120,6 @@
                 <w:sz w:val="16"/>
                 <w:lang w:val="en-US"/>
               </w:rPr>
-              <w:lastRenderedPageBreak/>
               <w:tab/>
             </w:r>
             <w:proofErr w:type="spellStart"/>
@@ -9553,23 +9307,13 @@
                 <w:lang w:val="en-US"/>
               </w:rPr>
             </w:pPr>
-            <w:proofErr w:type="gramStart"/>
-            <w:r>
-              <w:rPr>
-                <w:rFonts w:eastAsia="Times New Roman" w:cs="Times New Roman"/>
-                <w:sz w:val="16"/>
-                <w:lang w:val="en-US"/>
-              </w:rPr>
-              <w:t>.L</w:t>
-            </w:r>
-            <w:proofErr w:type="gramEnd"/>
-            <w:r>
-              <w:rPr>
-                <w:rFonts w:eastAsia="Times New Roman" w:cs="Times New Roman"/>
-                <w:sz w:val="16"/>
-                <w:lang w:val="en-US"/>
-              </w:rPr>
-              <w:t>4:</w:t>
+            <w:r>
+              <w:rPr>
+                <w:rFonts w:eastAsia="Times New Roman" w:cs="Times New Roman"/>
+                <w:sz w:val="16"/>
+                <w:lang w:val="en-US"/>
+              </w:rPr>
+              <w:t>.L4:</w:t>
             </w:r>
           </w:p>
           <w:p>
@@ -9719,24 +9463,14 @@
               <w:t>jle</w:t>
             </w:r>
             <w:proofErr w:type="spellEnd"/>
-            <w:proofErr w:type="gramStart"/>
-            <w:r>
-              <w:rPr>
-                <w:rFonts w:eastAsia="Times New Roman" w:cs="Times New Roman"/>
-                <w:sz w:val="16"/>
-                <w:lang w:val="en-US"/>
-              </w:rPr>
-              <w:tab/>
-              <w:t>.L</w:t>
-            </w:r>
-            <w:proofErr w:type="gramEnd"/>
-            <w:r>
-              <w:rPr>
-                <w:rFonts w:eastAsia="Times New Roman" w:cs="Times New Roman"/>
-                <w:sz w:val="16"/>
-                <w:lang w:val="en-US"/>
-              </w:rPr>
-              <w:t>5</w:t>
+            <w:r>
+              <w:rPr>
+                <w:rFonts w:eastAsia="Times New Roman" w:cs="Times New Roman"/>
+                <w:sz w:val="16"/>
+                <w:lang w:val="en-US"/>
+              </w:rPr>
+              <w:tab/>
+              <w:t>.L5</w:t>
             </w:r>
           </w:p>
         </w:tc>
@@ -9769,7 +9503,6 @@
                 <w:szCs w:val="19"/>
                 <w:lang w:val="en-US" w:eastAsia="en-US"/>
               </w:rPr>
-              <w:lastRenderedPageBreak/>
               <w:t>k2 = 4 * j5;</w:t>
             </w:r>
           </w:p>
@@ -9789,7 +9522,6 @@
                 <w:lang w:val="en-US" w:eastAsia="en-US"/>
               </w:rPr>
             </w:pPr>
-            <w:proofErr w:type="gramStart"/>
             <w:r>
               <w:rPr>
                 <w:rFonts w:eastAsiaTheme="minorHAnsi" w:cs="Times New Roman"/>
@@ -9822,7 +9554,6 @@
               <w:t>i</w:t>
             </w:r>
             <w:proofErr w:type="spellEnd"/>
-            <w:proofErr w:type="gramEnd"/>
             <w:r>
               <w:rPr>
                 <w:rFonts w:eastAsiaTheme="minorHAnsi" w:cs="Times New Roman"/>
@@ -9901,7 +9632,6 @@
               <w:t xml:space="preserve">ivector4[ </w:t>
             </w:r>
             <w:proofErr w:type="spellStart"/>
-            <w:proofErr w:type="gramStart"/>
             <w:r>
               <w:rPr>
                 <w:rFonts w:eastAsiaTheme="minorHAnsi" w:cs="Times New Roman"/>
@@ -9921,18 +9651,7 @@
                 <w:szCs w:val="19"/>
                 <w:lang w:val="en-US" w:eastAsia="en-US"/>
               </w:rPr>
-              <w:t xml:space="preserve"> ]</w:t>
-            </w:r>
-            <w:proofErr w:type="gramEnd"/>
-            <w:r>
-              <w:rPr>
-                <w:rFonts w:eastAsiaTheme="minorHAnsi" w:cs="Times New Roman"/>
-                <w:color w:val="000000"/>
-                <w:sz w:val="16"/>
-                <w:szCs w:val="19"/>
-                <w:lang w:val="en-US" w:eastAsia="en-US"/>
-              </w:rPr>
-              <w:t xml:space="preserve"> = </w:t>
+              <w:t xml:space="preserve"> ] = </w:t>
             </w:r>
             <w:proofErr w:type="spellStart"/>
             <w:r>
@@ -10489,23 +10208,13 @@
                 <w:lang w:val="en-US"/>
               </w:rPr>
             </w:pPr>
-            <w:proofErr w:type="gramStart"/>
-            <w:r>
-              <w:rPr>
-                <w:rFonts w:eastAsia="Times New Roman" w:cs="Times New Roman"/>
-                <w:sz w:val="16"/>
-                <w:lang w:val="en-US"/>
-              </w:rPr>
-              <w:t>.L</w:t>
-            </w:r>
-            <w:proofErr w:type="gramEnd"/>
-            <w:r>
-              <w:rPr>
-                <w:rFonts w:eastAsia="Times New Roman" w:cs="Times New Roman"/>
-                <w:sz w:val="16"/>
-                <w:lang w:val="en-US"/>
-              </w:rPr>
-              <w:t>6:</w:t>
+            <w:r>
+              <w:rPr>
+                <w:rFonts w:eastAsia="Times New Roman" w:cs="Times New Roman"/>
+                <w:sz w:val="16"/>
+                <w:lang w:val="en-US"/>
+              </w:rPr>
+              <w:t>.L6:</w:t>
             </w:r>
           </w:p>
           <w:p>
@@ -11050,7 +10759,6 @@
               <w:t>(%</w:t>
             </w:r>
             <w:proofErr w:type="spellStart"/>
-            <w:proofErr w:type="gramStart"/>
             <w:r>
               <w:rPr>
                 <w:rFonts w:eastAsia="Times New Roman" w:cs="Times New Roman"/>
@@ -11069,7 +10777,6 @@
               <w:t>,%</w:t>
             </w:r>
             <w:proofErr w:type="spellStart"/>
-            <w:proofErr w:type="gramEnd"/>
             <w:r>
               <w:rPr>
                 <w:rFonts w:eastAsia="Times New Roman" w:cs="Times New Roman"/>
@@ -11306,7 +11013,6 @@
               <w:t>(%</w:t>
             </w:r>
             <w:proofErr w:type="spellStart"/>
-            <w:proofErr w:type="gramStart"/>
             <w:r>
               <w:rPr>
                 <w:rFonts w:eastAsia="Times New Roman" w:cs="Times New Roman"/>
@@ -11325,7 +11031,6 @@
               <w:t>,%</w:t>
             </w:r>
             <w:proofErr w:type="spellStart"/>
-            <w:proofErr w:type="gramEnd"/>
             <w:r>
               <w:rPr>
                 <w:rFonts w:eastAsia="Times New Roman" w:cs="Times New Roman"/>
@@ -11709,24 +11414,14 @@
               <w:t>jg</w:t>
             </w:r>
             <w:proofErr w:type="spellEnd"/>
-            <w:proofErr w:type="gramStart"/>
-            <w:r>
-              <w:rPr>
-                <w:rFonts w:eastAsia="Times New Roman" w:cs="Times New Roman"/>
-                <w:sz w:val="16"/>
-                <w:lang w:val="en-US"/>
-              </w:rPr>
-              <w:tab/>
-              <w:t>.L</w:t>
-            </w:r>
-            <w:proofErr w:type="gramEnd"/>
-            <w:r>
-              <w:rPr>
-                <w:rFonts w:eastAsia="Times New Roman" w:cs="Times New Roman"/>
-                <w:sz w:val="16"/>
-                <w:lang w:val="en-US"/>
-              </w:rPr>
-              <w:t>6</w:t>
+            <w:r>
+              <w:rPr>
+                <w:rFonts w:eastAsia="Times New Roman" w:cs="Times New Roman"/>
+                <w:sz w:val="16"/>
+                <w:lang w:val="en-US"/>
+              </w:rPr>
+              <w:tab/>
+              <w:t>.L6</w:t>
             </w:r>
           </w:p>
         </w:tc>
@@ -11947,29 +11642,7 @@
                 <w:szCs w:val="19"/>
                 <w:lang w:val="en-US" w:eastAsia="en-US"/>
               </w:rPr>
-              <w:t xml:space="preserve"> </w:t>
-            </w:r>
-            <w:proofErr w:type="gramStart"/>
-            <w:r>
-              <w:rPr>
-                <w:rFonts w:eastAsiaTheme="minorHAnsi" w:cs="Times New Roman"/>
-                <w:color w:val="000000"/>
-                <w:sz w:val="16"/>
-                <w:szCs w:val="19"/>
-                <w:lang w:val="en-US" w:eastAsia="en-US"/>
-              </w:rPr>
-              <w:t>( k</w:t>
-            </w:r>
-            <w:proofErr w:type="gramEnd"/>
-            <w:r>
-              <w:rPr>
-                <w:rFonts w:eastAsiaTheme="minorHAnsi" w:cs="Times New Roman"/>
-                <w:color w:val="000000"/>
-                <w:sz w:val="16"/>
-                <w:szCs w:val="19"/>
-                <w:lang w:val="en-US" w:eastAsia="en-US"/>
-              </w:rPr>
-              <w:t>5 &gt; 0 );</w:t>
+              <w:t xml:space="preserve"> ( k5 &gt; 0 );</w:t>
             </w:r>
           </w:p>
         </w:tc>
@@ -12241,24 +11914,14 @@
               <w:t>jmp</w:t>
             </w:r>
             <w:proofErr w:type="spellEnd"/>
-            <w:proofErr w:type="gramStart"/>
-            <w:r>
-              <w:rPr>
-                <w:rFonts w:eastAsia="Times New Roman" w:cs="Times New Roman"/>
-                <w:sz w:val="16"/>
-                <w:lang w:val="en-US"/>
-              </w:rPr>
-              <w:tab/>
-              <w:t>.L</w:t>
-            </w:r>
-            <w:proofErr w:type="gramEnd"/>
-            <w:r>
-              <w:rPr>
-                <w:rFonts w:eastAsia="Times New Roman" w:cs="Times New Roman"/>
-                <w:sz w:val="16"/>
-                <w:lang w:val="en-US"/>
-              </w:rPr>
-              <w:t>7</w:t>
+            <w:r>
+              <w:rPr>
+                <w:rFonts w:eastAsia="Times New Roman" w:cs="Times New Roman"/>
+                <w:sz w:val="16"/>
+                <w:lang w:val="en-US"/>
+              </w:rPr>
+              <w:tab/>
+              <w:t>.L7</w:t>
             </w:r>
           </w:p>
           <w:p>
@@ -12273,23 +11936,13 @@
                 <w:lang w:val="en-US"/>
               </w:rPr>
             </w:pPr>
-            <w:proofErr w:type="gramStart"/>
-            <w:r>
-              <w:rPr>
-                <w:rFonts w:eastAsia="Times New Roman" w:cs="Times New Roman"/>
-                <w:sz w:val="16"/>
-                <w:lang w:val="en-US"/>
-              </w:rPr>
-              <w:t>.L</w:t>
-            </w:r>
-            <w:proofErr w:type="gramEnd"/>
-            <w:r>
-              <w:rPr>
-                <w:rFonts w:eastAsia="Times New Roman" w:cs="Times New Roman"/>
-                <w:sz w:val="16"/>
-                <w:lang w:val="en-US"/>
-              </w:rPr>
-              <w:t>8:</w:t>
+            <w:r>
+              <w:rPr>
+                <w:rFonts w:eastAsia="Times New Roman" w:cs="Times New Roman"/>
+                <w:sz w:val="16"/>
+                <w:lang w:val="en-US"/>
+              </w:rPr>
+              <w:t>.L8:</w:t>
             </w:r>
           </w:p>
           <w:p>
@@ -12545,25 +12198,7 @@
                 <w:lang w:val="en-US"/>
               </w:rPr>
               <w:tab/>
-              <w:t>0</w:t>
-            </w:r>
-            <w:proofErr w:type="gramStart"/>
-            <w:r>
-              <w:rPr>
-                <w:rFonts w:eastAsia="Times New Roman" w:cs="Times New Roman"/>
-                <w:sz w:val="16"/>
-                <w:lang w:val="en-US"/>
-              </w:rPr>
-              <w:t>(,%</w:t>
-            </w:r>
-            <w:proofErr w:type="gramEnd"/>
-            <w:r>
-              <w:rPr>
-                <w:rFonts w:eastAsia="Times New Roman" w:cs="Times New Roman"/>
-                <w:sz w:val="16"/>
-                <w:lang w:val="en-US"/>
-              </w:rPr>
-              <w:t>rax,4), %</w:t>
+              <w:t>0(,%rax,4), %</w:t>
             </w:r>
             <w:proofErr w:type="spellStart"/>
             <w:r>
@@ -12666,7 +12301,6 @@
               <w:t>$5, (%</w:t>
             </w:r>
             <w:proofErr w:type="spellStart"/>
-            <w:proofErr w:type="gramStart"/>
             <w:r>
               <w:rPr>
                 <w:rFonts w:eastAsia="Times New Roman" w:cs="Times New Roman"/>
@@ -12685,7 +12319,6 @@
               <w:t>,%</w:t>
             </w:r>
             <w:proofErr w:type="spellStart"/>
-            <w:proofErr w:type="gramEnd"/>
             <w:r>
               <w:rPr>
                 <w:rFonts w:eastAsia="Times New Roman" w:cs="Times New Roman"/>
@@ -12909,23 +12542,13 @@
                 <w:lang w:val="en-US"/>
               </w:rPr>
             </w:pPr>
-            <w:proofErr w:type="gramStart"/>
-            <w:r>
-              <w:rPr>
-                <w:rFonts w:eastAsia="Times New Roman" w:cs="Times New Roman"/>
-                <w:sz w:val="16"/>
-                <w:lang w:val="en-US"/>
-              </w:rPr>
-              <w:t>.L</w:t>
-            </w:r>
-            <w:proofErr w:type="gramEnd"/>
-            <w:r>
-              <w:rPr>
-                <w:rFonts w:eastAsia="Times New Roman" w:cs="Times New Roman"/>
-                <w:sz w:val="16"/>
-                <w:lang w:val="en-US"/>
-              </w:rPr>
-              <w:t>7:</w:t>
+            <w:r>
+              <w:rPr>
+                <w:rFonts w:eastAsia="Times New Roman" w:cs="Times New Roman"/>
+                <w:sz w:val="16"/>
+                <w:lang w:val="en-US"/>
+              </w:rPr>
+              <w:t>.L7:</w:t>
             </w:r>
           </w:p>
           <w:p>
@@ -13075,24 +12698,14 @@
               <w:t>jle</w:t>
             </w:r>
             <w:proofErr w:type="spellEnd"/>
-            <w:proofErr w:type="gramStart"/>
-            <w:r>
-              <w:rPr>
-                <w:rFonts w:eastAsia="Times New Roman" w:cs="Times New Roman"/>
-                <w:sz w:val="16"/>
-                <w:lang w:val="en-US"/>
-              </w:rPr>
-              <w:tab/>
-              <w:t>.L</w:t>
-            </w:r>
-            <w:proofErr w:type="gramEnd"/>
-            <w:r>
-              <w:rPr>
-                <w:rFonts w:eastAsia="Times New Roman" w:cs="Times New Roman"/>
-                <w:sz w:val="16"/>
-                <w:lang w:val="en-US"/>
-              </w:rPr>
-              <w:t>8</w:t>
+            <w:r>
+              <w:rPr>
+                <w:rFonts w:eastAsia="Times New Roman" w:cs="Times New Roman"/>
+                <w:sz w:val="16"/>
+                <w:lang w:val="en-US"/>
+              </w:rPr>
+              <w:tab/>
+              <w:t>.L8</w:t>
             </w:r>
           </w:p>
         </w:tc>
@@ -13117,7 +12730,6 @@
                 <w:lang w:val="en-US" w:eastAsia="en-US"/>
               </w:rPr>
             </w:pPr>
-            <w:proofErr w:type="gramStart"/>
             <w:r>
               <w:rPr>
                 <w:rFonts w:eastAsiaTheme="minorHAnsi" w:cs="Times New Roman"/>
@@ -13140,7 +12752,6 @@
               <w:t>i</w:t>
             </w:r>
             <w:proofErr w:type="spellEnd"/>
-            <w:proofErr w:type="gramEnd"/>
             <w:r>
               <w:rPr>
                 <w:rFonts w:eastAsiaTheme="minorHAnsi" w:cs="Times New Roman"/>
@@ -13242,29 +12853,7 @@
                 <w:szCs w:val="19"/>
                 <w:lang w:val="en-US" w:eastAsia="en-US"/>
               </w:rPr>
-              <w:t xml:space="preserve"> * 2 + </w:t>
-            </w:r>
-            <w:proofErr w:type="gramStart"/>
-            <w:r>
-              <w:rPr>
-                <w:rFonts w:eastAsiaTheme="minorHAnsi" w:cs="Times New Roman"/>
-                <w:color w:val="000000"/>
-                <w:sz w:val="16"/>
-                <w:szCs w:val="19"/>
-                <w:lang w:val="en-US" w:eastAsia="en-US"/>
-              </w:rPr>
-              <w:t>3 ]</w:t>
-            </w:r>
-            <w:proofErr w:type="gramEnd"/>
-            <w:r>
-              <w:rPr>
-                <w:rFonts w:eastAsiaTheme="minorHAnsi" w:cs="Times New Roman"/>
-                <w:color w:val="000000"/>
-                <w:sz w:val="16"/>
-                <w:szCs w:val="19"/>
-                <w:lang w:val="en-US" w:eastAsia="en-US"/>
-              </w:rPr>
-              <w:t xml:space="preserve"> = 5;</w:t>
+              <w:t xml:space="preserve"> * 2 + 3 ] = 5;</w:t>
             </w:r>
           </w:p>
         </w:tc>
@@ -13444,27 +13033,15 @@
                 <w:lang w:val="en-US" w:eastAsia="en-US"/>
               </w:rPr>
             </w:pPr>
-            <w:proofErr w:type="gramStart"/>
-            <w:r>
-              <w:rPr>
-                <w:rFonts w:eastAsiaTheme="minorHAnsi" w:cs="Times New Roman"/>
-                <w:color w:val="000000"/>
-                <w:sz w:val="16"/>
-                <w:szCs w:val="19"/>
-                <w:lang w:val="en-US" w:eastAsia="en-US"/>
-              </w:rPr>
-              <w:t>.L</w:t>
-            </w:r>
-            <w:proofErr w:type="gramEnd"/>
-            <w:r>
-              <w:rPr>
-                <w:rFonts w:eastAsiaTheme="minorHAnsi" w:cs="Times New Roman"/>
-                <w:color w:val="000000"/>
-                <w:sz w:val="16"/>
-                <w:szCs w:val="19"/>
-                <w:lang w:val="en-US" w:eastAsia="en-US"/>
-              </w:rPr>
-              <w:t>6:</w:t>
+            <w:r>
+              <w:rPr>
+                <w:rFonts w:eastAsiaTheme="minorHAnsi" w:cs="Times New Roman"/>
+                <w:color w:val="000000"/>
+                <w:sz w:val="16"/>
+                <w:szCs w:val="19"/>
+                <w:lang w:val="en-US" w:eastAsia="en-US"/>
+              </w:rPr>
+              <w:t>.L6:</w:t>
             </w:r>
           </w:p>
           <w:p>
@@ -13793,28 +13370,16 @@
               <w:t>jne</w:t>
             </w:r>
             <w:proofErr w:type="spellEnd"/>
-            <w:proofErr w:type="gramStart"/>
-            <w:r>
-              <w:rPr>
-                <w:rFonts w:eastAsiaTheme="minorHAnsi" w:cs="Times New Roman"/>
-                <w:color w:val="000000"/>
-                <w:sz w:val="16"/>
-                <w:szCs w:val="19"/>
-                <w:lang w:val="en-US" w:eastAsia="en-US"/>
-              </w:rPr>
-              <w:tab/>
-              <w:t>.L</w:t>
-            </w:r>
-            <w:proofErr w:type="gramEnd"/>
-            <w:r>
-              <w:rPr>
-                <w:rFonts w:eastAsiaTheme="minorHAnsi" w:cs="Times New Roman"/>
-                <w:color w:val="000000"/>
-                <w:sz w:val="16"/>
-                <w:szCs w:val="19"/>
-                <w:lang w:val="en-US" w:eastAsia="en-US"/>
-              </w:rPr>
-              <w:t>6</w:t>
+            <w:r>
+              <w:rPr>
+                <w:rFonts w:eastAsiaTheme="minorHAnsi" w:cs="Times New Roman"/>
+                <w:color w:val="000000"/>
+                <w:sz w:val="16"/>
+                <w:szCs w:val="19"/>
+                <w:lang w:val="en-US" w:eastAsia="en-US"/>
+              </w:rPr>
+              <w:tab/>
+              <w:t>.L6</w:t>
             </w:r>
           </w:p>
           <w:p>
@@ -14088,24 +13653,14 @@
               <w:t>jg</w:t>
             </w:r>
             <w:proofErr w:type="spellEnd"/>
-            <w:proofErr w:type="gramStart"/>
-            <w:r>
-              <w:rPr>
-                <w:rFonts w:eastAsia="Times New Roman" w:cs="Times New Roman"/>
-                <w:sz w:val="16"/>
-                <w:lang w:val="en-US"/>
-              </w:rPr>
-              <w:tab/>
-              <w:t>.L</w:t>
-            </w:r>
-            <w:proofErr w:type="gramEnd"/>
-            <w:r>
-              <w:rPr>
-                <w:rFonts w:eastAsia="Times New Roman" w:cs="Times New Roman"/>
-                <w:sz w:val="16"/>
-                <w:lang w:val="en-US"/>
-              </w:rPr>
-              <w:t>9</w:t>
+            <w:r>
+              <w:rPr>
+                <w:rFonts w:eastAsia="Times New Roman" w:cs="Times New Roman"/>
+                <w:sz w:val="16"/>
+                <w:lang w:val="en-US"/>
+              </w:rPr>
+              <w:tab/>
+              <w:t>.L9</w:t>
             </w:r>
           </w:p>
           <w:p>
@@ -14364,24 +13919,14 @@
               <w:t>jmp</w:t>
             </w:r>
             <w:proofErr w:type="spellEnd"/>
-            <w:proofErr w:type="gramStart"/>
-            <w:r>
-              <w:rPr>
-                <w:rFonts w:eastAsia="Times New Roman" w:cs="Times New Roman"/>
-                <w:sz w:val="16"/>
-                <w:lang w:val="en-US"/>
-              </w:rPr>
-              <w:tab/>
-              <w:t>.L</w:t>
-            </w:r>
-            <w:proofErr w:type="gramEnd"/>
-            <w:r>
-              <w:rPr>
-                <w:rFonts w:eastAsia="Times New Roman" w:cs="Times New Roman"/>
-                <w:sz w:val="16"/>
-                <w:lang w:val="en-US"/>
-              </w:rPr>
-              <w:t>10</w:t>
+            <w:r>
+              <w:rPr>
+                <w:rFonts w:eastAsia="Times New Roman" w:cs="Times New Roman"/>
+                <w:sz w:val="16"/>
+                <w:lang w:val="en-US"/>
+              </w:rPr>
+              <w:tab/>
+              <w:t>.L10</w:t>
             </w:r>
           </w:p>
           <w:p>
@@ -14396,23 +13941,13 @@
                 <w:lang w:val="en-US"/>
               </w:rPr>
             </w:pPr>
-            <w:proofErr w:type="gramStart"/>
-            <w:r>
-              <w:rPr>
-                <w:rFonts w:eastAsia="Times New Roman" w:cs="Times New Roman"/>
-                <w:sz w:val="16"/>
-                <w:lang w:val="en-US"/>
-              </w:rPr>
-              <w:t>.L</w:t>
-            </w:r>
-            <w:proofErr w:type="gramEnd"/>
-            <w:r>
-              <w:rPr>
-                <w:rFonts w:eastAsia="Times New Roman" w:cs="Times New Roman"/>
-                <w:sz w:val="16"/>
-                <w:lang w:val="en-US"/>
-              </w:rPr>
-              <w:t>9:</w:t>
+            <w:r>
+              <w:rPr>
+                <w:rFonts w:eastAsia="Times New Roman" w:cs="Times New Roman"/>
+                <w:sz w:val="16"/>
+                <w:lang w:val="en-US"/>
+              </w:rPr>
+              <w:t>.L9:</w:t>
             </w:r>
           </w:p>
           <w:p>
@@ -14653,23 +14188,13 @@
                 <w:lang w:val="en-US"/>
               </w:rPr>
             </w:pPr>
-            <w:proofErr w:type="gramStart"/>
-            <w:r>
-              <w:rPr>
-                <w:rFonts w:eastAsia="Times New Roman" w:cs="Times New Roman"/>
-                <w:sz w:val="16"/>
-                <w:lang w:val="en-US"/>
-              </w:rPr>
-              <w:t>.L</w:t>
-            </w:r>
-            <w:proofErr w:type="gramEnd"/>
-            <w:r>
-              <w:rPr>
-                <w:rFonts w:eastAsia="Times New Roman" w:cs="Times New Roman"/>
-                <w:sz w:val="16"/>
-                <w:lang w:val="en-US"/>
-              </w:rPr>
-              <w:t>10:</w:t>
+            <w:r>
+              <w:rPr>
+                <w:rFonts w:eastAsia="Times New Roman" w:cs="Times New Roman"/>
+                <w:sz w:val="16"/>
+                <w:lang w:val="en-US"/>
+              </w:rPr>
+              <w:t>.L10:</w:t>
             </w:r>
           </w:p>
         </w:tc>
@@ -14694,7 +14219,6 @@
                 <w:lang w:val="en-US" w:eastAsia="en-US"/>
               </w:rPr>
             </w:pPr>
-            <w:proofErr w:type="gramStart"/>
             <w:r>
               <w:rPr>
                 <w:rFonts w:eastAsiaTheme="minorHAnsi" w:cs="Times New Roman"/>
@@ -14727,7 +14251,6 @@
               <w:t>i</w:t>
             </w:r>
             <w:proofErr w:type="spellEnd"/>
-            <w:proofErr w:type="gramEnd"/>
             <w:r>
               <w:rPr>
                 <w:rFonts w:eastAsiaTheme="minorHAnsi" w:cs="Times New Roman"/>
@@ -14920,7 +14443,6 @@
                 <w:sz w:val="16"/>
                 <w:lang w:val="en-US"/>
               </w:rPr>
-              <w:lastRenderedPageBreak/>
               <w:t xml:space="preserve">  </w:t>
             </w:r>
             <w:proofErr w:type="spellStart"/>
@@ -15079,25 +14601,7 @@
                 <w:lang w:val="en-US"/>
               </w:rPr>
               <w:tab/>
-              <w:t>0</w:t>
-            </w:r>
-            <w:proofErr w:type="gramStart"/>
-            <w:r>
-              <w:rPr>
-                <w:rFonts w:eastAsia="Times New Roman" w:cs="Times New Roman"/>
-                <w:sz w:val="16"/>
-                <w:lang w:val="en-US"/>
-              </w:rPr>
-              <w:t>(,%</w:t>
-            </w:r>
-            <w:proofErr w:type="gramEnd"/>
-            <w:r>
-              <w:rPr>
-                <w:rFonts w:eastAsia="Times New Roman" w:cs="Times New Roman"/>
-                <w:sz w:val="16"/>
-                <w:lang w:val="en-US"/>
-              </w:rPr>
-              <w:t>rax,4), %</w:t>
+              <w:t>0(,%rax,4), %</w:t>
             </w:r>
             <w:proofErr w:type="spellStart"/>
             <w:r>
@@ -15217,7 +14721,6 @@
               <w:t>$2, (%</w:t>
             </w:r>
             <w:proofErr w:type="spellStart"/>
-            <w:proofErr w:type="gramStart"/>
             <w:r>
               <w:rPr>
                 <w:rFonts w:eastAsia="Times New Roman" w:cs="Times New Roman"/>
@@ -15236,7 +14739,6 @@
               <w:t>,%</w:t>
             </w:r>
             <w:proofErr w:type="spellStart"/>
-            <w:proofErr w:type="gramEnd"/>
             <w:r>
               <w:rPr>
                 <w:rFonts w:eastAsia="Times New Roman" w:cs="Times New Roman"/>
@@ -15373,25 +14875,7 @@
                 <w:lang w:val="en-US"/>
               </w:rPr>
               <w:tab/>
-              <w:t>0</w:t>
-            </w:r>
-            <w:proofErr w:type="gramStart"/>
-            <w:r>
-              <w:rPr>
-                <w:rFonts w:eastAsia="Times New Roman" w:cs="Times New Roman"/>
-                <w:sz w:val="16"/>
-                <w:lang w:val="en-US"/>
-              </w:rPr>
-              <w:t>(,%</w:t>
-            </w:r>
-            <w:proofErr w:type="gramEnd"/>
-            <w:r>
-              <w:rPr>
-                <w:rFonts w:eastAsia="Times New Roman" w:cs="Times New Roman"/>
-                <w:sz w:val="16"/>
-                <w:lang w:val="en-US"/>
-              </w:rPr>
-              <w:t>rax,4), %</w:t>
+              <w:t>0(,%rax,4), %</w:t>
             </w:r>
             <w:proofErr w:type="spellStart"/>
             <w:r>
@@ -15511,7 +14995,6 @@
               <w:t>$2, (%</w:t>
             </w:r>
             <w:proofErr w:type="spellStart"/>
-            <w:proofErr w:type="gramStart"/>
             <w:r>
               <w:rPr>
                 <w:rFonts w:eastAsia="Times New Roman" w:cs="Times New Roman"/>
@@ -15530,7 +15013,6 @@
               <w:t>,%</w:t>
             </w:r>
             <w:proofErr w:type="spellStart"/>
-            <w:proofErr w:type="gramEnd"/>
             <w:r>
               <w:rPr>
                 <w:rFonts w:eastAsia="Times New Roman" w:cs="Times New Roman"/>
@@ -15612,7 +15094,6 @@
               </w:rPr>
             </w:pPr>
             <w:proofErr w:type="spellStart"/>
-            <w:proofErr w:type="gramStart"/>
             <w:r>
               <w:rPr>
                 <w:rFonts w:eastAsiaTheme="minorHAnsi" w:cs="Times New Roman"/>
@@ -15632,18 +15113,7 @@
                 <w:szCs w:val="19"/>
                 <w:lang w:eastAsia="en-US"/>
               </w:rPr>
-              <w:t>[</w:t>
-            </w:r>
-            <w:proofErr w:type="gramEnd"/>
-            <w:r>
-              <w:rPr>
-                <w:rFonts w:eastAsiaTheme="minorHAnsi" w:cs="Times New Roman"/>
-                <w:color w:val="000000"/>
-                <w:sz w:val="16"/>
-                <w:szCs w:val="19"/>
-                <w:lang w:eastAsia="en-US"/>
-              </w:rPr>
-              <w:t xml:space="preserve"> 0 ] = 1;  </w:t>
+              <w:t xml:space="preserve">[ 0 ] = 1;  </w:t>
             </w:r>
             <w:r>
               <w:rPr>
@@ -15673,7 +15143,6 @@
               </w:rPr>
             </w:pPr>
             <w:proofErr w:type="spellStart"/>
-            <w:proofErr w:type="gramStart"/>
             <w:r>
               <w:rPr>
                 <w:rFonts w:eastAsiaTheme="minorHAnsi" w:cs="Times New Roman"/>
@@ -15693,18 +15162,7 @@
                 <w:szCs w:val="19"/>
                 <w:lang w:eastAsia="en-US"/>
               </w:rPr>
-              <w:t>[</w:t>
-            </w:r>
-            <w:proofErr w:type="gramEnd"/>
-            <w:r>
-              <w:rPr>
-                <w:rFonts w:eastAsiaTheme="minorHAnsi" w:cs="Times New Roman"/>
-                <w:color w:val="000000"/>
-                <w:sz w:val="16"/>
-                <w:szCs w:val="19"/>
-                <w:lang w:eastAsia="en-US"/>
-              </w:rPr>
-              <w:t xml:space="preserve"> </w:t>
+              <w:t xml:space="preserve">[ </w:t>
             </w:r>
             <w:proofErr w:type="spellStart"/>
             <w:r>
@@ -15778,7 +15236,6 @@
               </w:rPr>
             </w:pPr>
             <w:proofErr w:type="spellStart"/>
-            <w:proofErr w:type="gramStart"/>
             <w:r>
               <w:rPr>
                 <w:rFonts w:eastAsiaTheme="minorHAnsi" w:cs="Times New Roman"/>
@@ -15798,18 +15255,7 @@
                 <w:szCs w:val="19"/>
                 <w:lang w:eastAsia="en-US"/>
               </w:rPr>
-              <w:t>[</w:t>
-            </w:r>
-            <w:proofErr w:type="gramEnd"/>
-            <w:r>
-              <w:rPr>
-                <w:rFonts w:eastAsiaTheme="minorHAnsi" w:cs="Times New Roman"/>
-                <w:color w:val="000000"/>
-                <w:sz w:val="16"/>
-                <w:szCs w:val="19"/>
-                <w:lang w:eastAsia="en-US"/>
-              </w:rPr>
-              <w:t xml:space="preserve"> </w:t>
+              <w:t xml:space="preserve">[ </w:t>
             </w:r>
             <w:proofErr w:type="spellStart"/>
             <w:r>
@@ -15861,7 +15307,6 @@
               </w:rPr>
             </w:pPr>
             <w:proofErr w:type="spellStart"/>
-            <w:proofErr w:type="gramStart"/>
             <w:r>
               <w:rPr>
                 <w:rFonts w:eastAsiaTheme="minorHAnsi" w:cs="Times New Roman"/>
@@ -15881,18 +15326,7 @@
                 <w:szCs w:val="19"/>
                 <w:lang w:eastAsia="en-US"/>
               </w:rPr>
-              <w:t>[</w:t>
-            </w:r>
-            <w:proofErr w:type="gramEnd"/>
-            <w:r>
-              <w:rPr>
-                <w:rFonts w:eastAsiaTheme="minorHAnsi" w:cs="Times New Roman"/>
-                <w:color w:val="000000"/>
-                <w:sz w:val="16"/>
-                <w:szCs w:val="19"/>
-                <w:lang w:eastAsia="en-US"/>
-              </w:rPr>
-              <w:t xml:space="preserve"> 2 ] = 3;  </w:t>
+              <w:t xml:space="preserve">[ 2 ] = 3;  </w:t>
             </w:r>
             <w:r>
               <w:rPr>
@@ -16489,24 +15923,14 @@
               <w:t>js</w:t>
             </w:r>
             <w:proofErr w:type="spellEnd"/>
-            <w:proofErr w:type="gramStart"/>
-            <w:r>
-              <w:rPr>
-                <w:rFonts w:eastAsia="Times New Roman" w:cs="Times New Roman"/>
-                <w:sz w:val="16"/>
-                <w:lang w:val="en-US"/>
-              </w:rPr>
-              <w:tab/>
-              <w:t>.L</w:t>
-            </w:r>
-            <w:proofErr w:type="gramEnd"/>
-            <w:r>
-              <w:rPr>
-                <w:rFonts w:eastAsia="Times New Roman" w:cs="Times New Roman"/>
-                <w:sz w:val="16"/>
-                <w:lang w:val="en-US"/>
-              </w:rPr>
-              <w:t>11</w:t>
+            <w:r>
+              <w:rPr>
+                <w:rFonts w:eastAsia="Times New Roman" w:cs="Times New Roman"/>
+                <w:sz w:val="16"/>
+                <w:lang w:val="en-US"/>
+              </w:rPr>
+              <w:tab/>
+              <w:t>.L11</w:t>
             </w:r>
           </w:p>
           <w:p>
@@ -16757,24 +16181,14 @@
               <w:t>jle</w:t>
             </w:r>
             <w:proofErr w:type="spellEnd"/>
-            <w:proofErr w:type="gramStart"/>
-            <w:r>
-              <w:rPr>
-                <w:rFonts w:eastAsia="Times New Roman" w:cs="Times New Roman"/>
-                <w:sz w:val="16"/>
-                <w:lang w:val="en-US"/>
-              </w:rPr>
-              <w:tab/>
-              <w:t>.L</w:t>
-            </w:r>
-            <w:proofErr w:type="gramEnd"/>
-            <w:r>
-              <w:rPr>
-                <w:rFonts w:eastAsia="Times New Roman" w:cs="Times New Roman"/>
-                <w:sz w:val="16"/>
-                <w:lang w:val="en-US"/>
-              </w:rPr>
-              <w:t>12</w:t>
+            <w:r>
+              <w:rPr>
+                <w:rFonts w:eastAsia="Times New Roman" w:cs="Times New Roman"/>
+                <w:sz w:val="16"/>
+                <w:lang w:val="en-US"/>
+              </w:rPr>
+              <w:tab/>
+              <w:t>.L12</w:t>
             </w:r>
           </w:p>
           <w:p>
@@ -16789,23 +16203,13 @@
                 <w:lang w:val="en-US"/>
               </w:rPr>
             </w:pPr>
-            <w:proofErr w:type="gramStart"/>
-            <w:r>
-              <w:rPr>
-                <w:rFonts w:eastAsia="Times New Roman" w:cs="Times New Roman"/>
-                <w:sz w:val="16"/>
-                <w:lang w:val="en-US"/>
-              </w:rPr>
-              <w:t>.L</w:t>
-            </w:r>
-            <w:proofErr w:type="gramEnd"/>
-            <w:r>
-              <w:rPr>
-                <w:rFonts w:eastAsia="Times New Roman" w:cs="Times New Roman"/>
-                <w:sz w:val="16"/>
-                <w:lang w:val="en-US"/>
-              </w:rPr>
-              <w:t>11:</w:t>
+            <w:r>
+              <w:rPr>
+                <w:rFonts w:eastAsia="Times New Roman" w:cs="Times New Roman"/>
+                <w:sz w:val="16"/>
+                <w:lang w:val="en-US"/>
+              </w:rPr>
+              <w:t>.L11:</w:t>
             </w:r>
           </w:p>
           <w:p>
@@ -16996,24 +16400,14 @@
               <w:t>jmp</w:t>
             </w:r>
             <w:proofErr w:type="spellEnd"/>
-            <w:proofErr w:type="gramStart"/>
-            <w:r>
-              <w:rPr>
-                <w:rFonts w:eastAsia="Times New Roman" w:cs="Times New Roman"/>
-                <w:sz w:val="16"/>
-                <w:lang w:val="en-US"/>
-              </w:rPr>
-              <w:tab/>
-              <w:t>.L</w:t>
-            </w:r>
-            <w:proofErr w:type="gramEnd"/>
-            <w:r>
-              <w:rPr>
-                <w:rFonts w:eastAsia="Times New Roman" w:cs="Times New Roman"/>
-                <w:sz w:val="16"/>
-                <w:lang w:val="en-US"/>
-              </w:rPr>
-              <w:t>13</w:t>
+            <w:r>
+              <w:rPr>
+                <w:rFonts w:eastAsia="Times New Roman" w:cs="Times New Roman"/>
+                <w:sz w:val="16"/>
+                <w:lang w:val="en-US"/>
+              </w:rPr>
+              <w:tab/>
+              <w:t>.L13</w:t>
             </w:r>
           </w:p>
           <w:p>
@@ -17028,23 +16422,13 @@
                 <w:lang w:val="en-US"/>
               </w:rPr>
             </w:pPr>
-            <w:proofErr w:type="gramStart"/>
-            <w:r>
-              <w:rPr>
-                <w:rFonts w:eastAsia="Times New Roman" w:cs="Times New Roman"/>
-                <w:sz w:val="16"/>
-                <w:lang w:val="en-US"/>
-              </w:rPr>
-              <w:t>.L</w:t>
-            </w:r>
-            <w:proofErr w:type="gramEnd"/>
-            <w:r>
-              <w:rPr>
-                <w:rFonts w:eastAsia="Times New Roman" w:cs="Times New Roman"/>
-                <w:sz w:val="16"/>
-                <w:lang w:val="en-US"/>
-              </w:rPr>
-              <w:t>12:</w:t>
+            <w:r>
+              <w:rPr>
+                <w:rFonts w:eastAsia="Times New Roman" w:cs="Times New Roman"/>
+                <w:sz w:val="16"/>
+                <w:lang w:val="en-US"/>
+              </w:rPr>
+              <w:t>.L12:</w:t>
             </w:r>
           </w:p>
           <w:p>
@@ -17760,23 +17144,13 @@
                 <w:lang w:val="en-US"/>
               </w:rPr>
             </w:pPr>
-            <w:proofErr w:type="gramStart"/>
-            <w:r>
-              <w:rPr>
-                <w:rFonts w:eastAsia="Times New Roman" w:cs="Times New Roman"/>
-                <w:sz w:val="16"/>
-                <w:lang w:val="en-US"/>
-              </w:rPr>
-              <w:t>.L</w:t>
-            </w:r>
-            <w:proofErr w:type="gramEnd"/>
-            <w:r>
-              <w:rPr>
-                <w:rFonts w:eastAsia="Times New Roman" w:cs="Times New Roman"/>
-                <w:sz w:val="16"/>
-                <w:lang w:val="en-US"/>
-              </w:rPr>
-              <w:t>13:</w:t>
+            <w:r>
+              <w:rPr>
+                <w:rFonts w:eastAsia="Times New Roman" w:cs="Times New Roman"/>
+                <w:sz w:val="16"/>
+                <w:lang w:val="en-US"/>
+              </w:rPr>
+              <w:t>.L13:</w:t>
             </w:r>
           </w:p>
         </w:tc>
@@ -17801,7 +17175,6 @@
                 <w:lang w:val="en-US" w:eastAsia="en-US"/>
               </w:rPr>
             </w:pPr>
-            <w:proofErr w:type="gramStart"/>
             <w:r>
               <w:rPr>
                 <w:rFonts w:eastAsiaTheme="minorHAnsi" w:cs="Times New Roman"/>
@@ -17820,18 +17193,7 @@
                 <w:szCs w:val="19"/>
                 <w:lang w:val="en-US" w:eastAsia="en-US"/>
               </w:rPr>
-              <w:t>(</w:t>
-            </w:r>
-            <w:proofErr w:type="gramEnd"/>
-            <w:r>
-              <w:rPr>
-                <w:rFonts w:eastAsiaTheme="minorHAnsi" w:cs="Times New Roman"/>
-                <w:color w:val="000000"/>
-                <w:sz w:val="16"/>
-                <w:szCs w:val="19"/>
-                <w:lang w:val="en-US" w:eastAsia="en-US"/>
-              </w:rPr>
-              <w:t>( h3 + k3 ) &lt; 0 || ( h3 + k3 ) &gt; 5)</w:t>
+              <w:t>(( h3 + k3 ) &lt; 0 || ( h3 + k3 ) &gt; 5)</w:t>
             </w:r>
           </w:p>
           <w:p>
@@ -17851,7 +17213,6 @@
               </w:rPr>
             </w:pPr>
             <w:proofErr w:type="spellStart"/>
-            <w:proofErr w:type="gramStart"/>
             <w:r>
               <w:rPr>
                 <w:rFonts w:eastAsiaTheme="minorHAnsi" w:cs="Times New Roman"/>
@@ -17873,7 +17234,6 @@
               </w:rPr>
               <w:t>(</w:t>
             </w:r>
-            <w:proofErr w:type="gramEnd"/>
             <w:r>
               <w:rPr>
                 <w:rFonts w:eastAsiaTheme="minorHAnsi" w:cs="Times New Roman"/>
@@ -17956,29 +17316,7 @@
                 <w:szCs w:val="19"/>
                 <w:lang w:val="en-US" w:eastAsia="en-US"/>
               </w:rPr>
-              <w:t xml:space="preserve">m3 = </w:t>
-            </w:r>
-            <w:proofErr w:type="gramStart"/>
-            <w:r>
-              <w:rPr>
-                <w:rFonts w:eastAsiaTheme="minorHAnsi" w:cs="Times New Roman"/>
-                <w:color w:val="000000"/>
-                <w:sz w:val="16"/>
-                <w:szCs w:val="19"/>
-                <w:lang w:val="en-US" w:eastAsia="en-US"/>
-              </w:rPr>
-              <w:t>( h</w:t>
-            </w:r>
-            <w:proofErr w:type="gramEnd"/>
-            <w:r>
-              <w:rPr>
-                <w:rFonts w:eastAsiaTheme="minorHAnsi" w:cs="Times New Roman"/>
-                <w:color w:val="000000"/>
-                <w:sz w:val="16"/>
-                <w:szCs w:val="19"/>
-                <w:lang w:val="en-US" w:eastAsia="en-US"/>
-              </w:rPr>
-              <w:t>3 + k3 ) / i3;</w:t>
+              <w:t>m3 = ( h3 + k3 ) / i3;</w:t>
             </w:r>
           </w:p>
           <w:p>
@@ -19043,28 +18381,16 @@
               <w:tab/>
               <w:t>ja</w:t>
             </w:r>
-            <w:proofErr w:type="gramStart"/>
-            <w:r>
-              <w:rPr>
-                <w:rFonts w:eastAsiaTheme="minorHAnsi" w:cs="Times New Roman"/>
-                <w:color w:val="000000"/>
-                <w:sz w:val="16"/>
-                <w:szCs w:val="19"/>
-                <w:lang w:val="en-US" w:eastAsia="en-US"/>
-              </w:rPr>
-              <w:tab/>
-              <w:t>.L</w:t>
-            </w:r>
-            <w:proofErr w:type="gramEnd"/>
-            <w:r>
-              <w:rPr>
-                <w:rFonts w:eastAsiaTheme="minorHAnsi" w:cs="Times New Roman"/>
-                <w:color w:val="000000"/>
-                <w:sz w:val="16"/>
-                <w:szCs w:val="19"/>
-                <w:lang w:val="en-US" w:eastAsia="en-US"/>
-              </w:rPr>
-              <w:t>12</w:t>
+            <w:r>
+              <w:rPr>
+                <w:rFonts w:eastAsiaTheme="minorHAnsi" w:cs="Times New Roman"/>
+                <w:color w:val="000000"/>
+                <w:sz w:val="16"/>
+                <w:szCs w:val="19"/>
+                <w:lang w:val="en-US" w:eastAsia="en-US"/>
+              </w:rPr>
+              <w:tab/>
+              <w:t>.L12</w:t>
             </w:r>
           </w:p>
           <w:p>
@@ -19083,27 +18409,15 @@
                 <w:lang w:val="en-US" w:eastAsia="en-US"/>
               </w:rPr>
             </w:pPr>
-            <w:proofErr w:type="gramStart"/>
-            <w:r>
-              <w:rPr>
-                <w:rFonts w:eastAsiaTheme="minorHAnsi" w:cs="Times New Roman"/>
-                <w:color w:val="000000"/>
-                <w:sz w:val="16"/>
-                <w:szCs w:val="19"/>
-                <w:lang w:val="en-US" w:eastAsia="en-US"/>
-              </w:rPr>
-              <w:t>.L</w:t>
-            </w:r>
-            <w:proofErr w:type="gramEnd"/>
-            <w:r>
-              <w:rPr>
-                <w:rFonts w:eastAsiaTheme="minorHAnsi" w:cs="Times New Roman"/>
-                <w:color w:val="000000"/>
-                <w:sz w:val="16"/>
-                <w:szCs w:val="19"/>
-                <w:lang w:val="en-US" w:eastAsia="en-US"/>
-              </w:rPr>
-              <w:t>12</w:t>
+            <w:r>
+              <w:rPr>
+                <w:rFonts w:eastAsiaTheme="minorHAnsi" w:cs="Times New Roman"/>
+                <w:color w:val="000000"/>
+                <w:sz w:val="16"/>
+                <w:szCs w:val="19"/>
+                <w:lang w:val="en-US" w:eastAsia="en-US"/>
+              </w:rPr>
+              <w:t>.L12</w:t>
             </w:r>
             <w:r>
               <w:rPr>
@@ -19276,28 +18590,16 @@
               <w:t>jmp</w:t>
             </w:r>
             <w:proofErr w:type="spellEnd"/>
-            <w:proofErr w:type="gramStart"/>
-            <w:r>
-              <w:rPr>
-                <w:rFonts w:eastAsiaTheme="minorHAnsi" w:cs="Times New Roman"/>
-                <w:color w:val="000000"/>
-                <w:sz w:val="16"/>
-                <w:szCs w:val="19"/>
-                <w:lang w:val="en-US" w:eastAsia="en-US"/>
-              </w:rPr>
-              <w:tab/>
-              <w:t>.L</w:t>
-            </w:r>
-            <w:proofErr w:type="gramEnd"/>
-            <w:r>
-              <w:rPr>
-                <w:rFonts w:eastAsiaTheme="minorHAnsi" w:cs="Times New Roman"/>
-                <w:color w:val="000000"/>
-                <w:sz w:val="16"/>
-                <w:szCs w:val="19"/>
-                <w:lang w:val="en-US" w:eastAsia="en-US"/>
-              </w:rPr>
-              <w:t>8</w:t>
+            <w:r>
+              <w:rPr>
+                <w:rFonts w:eastAsiaTheme="minorHAnsi" w:cs="Times New Roman"/>
+                <w:color w:val="000000"/>
+                <w:sz w:val="16"/>
+                <w:szCs w:val="19"/>
+                <w:lang w:val="en-US" w:eastAsia="en-US"/>
+              </w:rPr>
+              <w:tab/>
+              <w:t>.L8</w:t>
             </w:r>
           </w:p>
         </w:tc>
@@ -19372,24 +18674,14 @@
               <w:t>jmp</w:t>
             </w:r>
             <w:proofErr w:type="spellEnd"/>
-            <w:proofErr w:type="gramStart"/>
-            <w:r>
-              <w:rPr>
-                <w:rFonts w:eastAsia="Times New Roman" w:cs="Times New Roman"/>
-                <w:sz w:val="16"/>
-                <w:lang w:val="en-US"/>
-              </w:rPr>
-              <w:tab/>
-              <w:t>.L</w:t>
-            </w:r>
-            <w:proofErr w:type="gramEnd"/>
-            <w:r>
-              <w:rPr>
-                <w:rFonts w:eastAsia="Times New Roman" w:cs="Times New Roman"/>
-                <w:sz w:val="16"/>
-                <w:lang w:val="en-US"/>
-              </w:rPr>
-              <w:t>14</w:t>
+            <w:r>
+              <w:rPr>
+                <w:rFonts w:eastAsia="Times New Roman" w:cs="Times New Roman"/>
+                <w:sz w:val="16"/>
+                <w:lang w:val="en-US"/>
+              </w:rPr>
+              <w:tab/>
+              <w:t>.L14</w:t>
             </w:r>
           </w:p>
           <w:p>
@@ -19404,23 +18696,13 @@
                 <w:lang w:val="en-US"/>
               </w:rPr>
             </w:pPr>
-            <w:proofErr w:type="gramStart"/>
-            <w:r>
-              <w:rPr>
-                <w:rFonts w:eastAsia="Times New Roman" w:cs="Times New Roman"/>
-                <w:sz w:val="16"/>
-                <w:lang w:val="en-US"/>
-              </w:rPr>
-              <w:t>.L</w:t>
-            </w:r>
-            <w:proofErr w:type="gramEnd"/>
-            <w:r>
-              <w:rPr>
-                <w:rFonts w:eastAsia="Times New Roman" w:cs="Times New Roman"/>
-                <w:sz w:val="16"/>
-                <w:lang w:val="en-US"/>
-              </w:rPr>
-              <w:t>15:</w:t>
+            <w:r>
+              <w:rPr>
+                <w:rFonts w:eastAsia="Times New Roman" w:cs="Times New Roman"/>
+                <w:sz w:val="16"/>
+                <w:lang w:val="en-US"/>
+              </w:rPr>
+              <w:t>.L15:</w:t>
             </w:r>
           </w:p>
           <w:p>
@@ -20071,7 +19353,6 @@
               <w:t>%dl, (%</w:t>
             </w:r>
             <w:proofErr w:type="spellStart"/>
-            <w:proofErr w:type="gramStart"/>
             <w:r>
               <w:rPr>
                 <w:rFonts w:eastAsia="Times New Roman" w:cs="Times New Roman"/>
@@ -20090,7 +19371,6 @@
               <w:t>,%</w:t>
             </w:r>
             <w:proofErr w:type="spellStart"/>
-            <w:proofErr w:type="gramEnd"/>
             <w:r>
               <w:rPr>
                 <w:rFonts w:eastAsia="Times New Roman" w:cs="Times New Roman"/>
@@ -20279,23 +19559,13 @@
                 <w:lang w:val="en-US"/>
               </w:rPr>
             </w:pPr>
-            <w:proofErr w:type="gramStart"/>
-            <w:r>
-              <w:rPr>
-                <w:rFonts w:eastAsia="Times New Roman" w:cs="Times New Roman"/>
-                <w:sz w:val="16"/>
-                <w:lang w:val="en-US"/>
-              </w:rPr>
-              <w:t>.L</w:t>
-            </w:r>
-            <w:proofErr w:type="gramEnd"/>
-            <w:r>
-              <w:rPr>
-                <w:rFonts w:eastAsia="Times New Roman" w:cs="Times New Roman"/>
-                <w:sz w:val="16"/>
-                <w:lang w:val="en-US"/>
-              </w:rPr>
-              <w:t>14:</w:t>
+            <w:r>
+              <w:rPr>
+                <w:rFonts w:eastAsia="Times New Roman" w:cs="Times New Roman"/>
+                <w:sz w:val="16"/>
+                <w:lang w:val="en-US"/>
+              </w:rPr>
+              <w:t>.L14:</w:t>
             </w:r>
           </w:p>
           <w:p>
@@ -20428,24 +19698,14 @@
               <w:t>jle</w:t>
             </w:r>
             <w:proofErr w:type="spellEnd"/>
-            <w:proofErr w:type="gramStart"/>
-            <w:r>
-              <w:rPr>
-                <w:rFonts w:eastAsia="Times New Roman" w:cs="Times New Roman"/>
-                <w:sz w:val="16"/>
-                <w:lang w:val="en-US"/>
-              </w:rPr>
-              <w:tab/>
-              <w:t>.L</w:t>
-            </w:r>
-            <w:proofErr w:type="gramEnd"/>
-            <w:r>
-              <w:rPr>
-                <w:rFonts w:eastAsia="Times New Roman" w:cs="Times New Roman"/>
-                <w:sz w:val="16"/>
-                <w:lang w:val="en-US"/>
-              </w:rPr>
-              <w:t>15</w:t>
+            <w:r>
+              <w:rPr>
+                <w:rFonts w:eastAsia="Times New Roman" w:cs="Times New Roman"/>
+                <w:sz w:val="16"/>
+                <w:lang w:val="en-US"/>
+              </w:rPr>
+              <w:tab/>
+              <w:t>.L15</w:t>
             </w:r>
           </w:p>
         </w:tc>
@@ -20470,7 +19730,6 @@
                 <w:lang w:val="en-US" w:eastAsia="en-US"/>
               </w:rPr>
             </w:pPr>
-            <w:proofErr w:type="gramStart"/>
             <w:r>
               <w:rPr>
                 <w:rFonts w:eastAsiaTheme="minorHAnsi" w:cs="Times New Roman"/>
@@ -20489,18 +19748,7 @@
                 <w:szCs w:val="19"/>
                 <w:lang w:val="en-US" w:eastAsia="en-US"/>
               </w:rPr>
-              <w:t>( i</w:t>
-            </w:r>
-            <w:proofErr w:type="gramEnd"/>
-            <w:r>
-              <w:rPr>
-                <w:rFonts w:eastAsiaTheme="minorHAnsi" w:cs="Times New Roman"/>
-                <w:color w:val="000000"/>
-                <w:sz w:val="16"/>
-                <w:szCs w:val="19"/>
-                <w:lang w:val="en-US" w:eastAsia="en-US"/>
-              </w:rPr>
-              <w:t xml:space="preserve">4 = 0; i4 &lt;= </w:t>
+              <w:t xml:space="preserve">( i4 = 0; i4 &lt;= </w:t>
             </w:r>
             <w:proofErr w:type="spellStart"/>
             <w:r>
@@ -20549,29 +19797,7 @@
                 <w:szCs w:val="19"/>
                 <w:lang w:val="en-US" w:eastAsia="en-US"/>
               </w:rPr>
-              <w:t>ivector2[ i</w:t>
-            </w:r>
-            <w:proofErr w:type="gramStart"/>
-            <w:r>
-              <w:rPr>
-                <w:rFonts w:eastAsiaTheme="minorHAnsi" w:cs="Times New Roman"/>
-                <w:color w:val="000000"/>
-                <w:sz w:val="16"/>
-                <w:szCs w:val="19"/>
-                <w:lang w:val="en-US" w:eastAsia="en-US"/>
-              </w:rPr>
-              <w:t>4 ]</w:t>
-            </w:r>
-            <w:proofErr w:type="gramEnd"/>
-            <w:r>
-              <w:rPr>
-                <w:rFonts w:eastAsiaTheme="minorHAnsi" w:cs="Times New Roman"/>
-                <w:color w:val="000000"/>
-                <w:sz w:val="16"/>
-                <w:szCs w:val="19"/>
-                <w:lang w:val="en-US" w:eastAsia="en-US"/>
-              </w:rPr>
-              <w:t xml:space="preserve"> = j * k;</w:t>
+              <w:t>ivector2[ i4 ] = j * k;</w:t>
             </w:r>
           </w:p>
         </w:tc>
@@ -21698,7 +20924,6 @@
                 <w:sz w:val="16"/>
                 <w:lang w:val="en-US"/>
               </w:rPr>
-              <w:lastRenderedPageBreak/>
               <w:tab/>
               <w:t>call</w:t>
             </w:r>
@@ -21752,41 +20977,18 @@
                 <w:szCs w:val="19"/>
                 <w:lang w:val="en-US" w:eastAsia="en-US"/>
               </w:rPr>
-              <w:lastRenderedPageBreak/>
-              <w:t>dead_</w:t>
-            </w:r>
-            <w:proofErr w:type="gramStart"/>
-            <w:r>
-              <w:rPr>
-                <w:rFonts w:eastAsiaTheme="minorHAnsi" w:cs="Times New Roman"/>
-                <w:color w:val="000000"/>
-                <w:sz w:val="16"/>
-                <w:szCs w:val="19"/>
-                <w:lang w:val="en-US" w:eastAsia="en-US"/>
-              </w:rPr>
-              <w:t>code</w:t>
-            </w:r>
-            <w:proofErr w:type="spellEnd"/>
-            <w:r>
-              <w:rPr>
-                <w:rFonts w:eastAsiaTheme="minorHAnsi" w:cs="Times New Roman"/>
-                <w:color w:val="000000"/>
-                <w:sz w:val="16"/>
-                <w:szCs w:val="19"/>
-                <w:lang w:val="en-US" w:eastAsia="en-US"/>
-              </w:rPr>
-              <w:t>( 1</w:t>
-            </w:r>
-            <w:proofErr w:type="gramEnd"/>
-            <w:r>
-              <w:rPr>
-                <w:rFonts w:eastAsiaTheme="minorHAnsi" w:cs="Times New Roman"/>
-                <w:color w:val="000000"/>
-                <w:sz w:val="16"/>
-                <w:szCs w:val="19"/>
-                <w:lang w:val="en-US" w:eastAsia="en-US"/>
-              </w:rPr>
-              <w:t>, "This line should not be printed" );</w:t>
+              <w:t>dead_code</w:t>
+            </w:r>
+            <w:proofErr w:type="spellEnd"/>
+            <w:r>
+              <w:rPr>
+                <w:rFonts w:eastAsiaTheme="minorHAnsi" w:cs="Times New Roman"/>
+                <w:color w:val="000000"/>
+                <w:sz w:val="16"/>
+                <w:szCs w:val="19"/>
+                <w:lang w:val="en-US" w:eastAsia="en-US"/>
+              </w:rPr>
+              <w:t>( 1, "This line should not be printed" );</w:t>
             </w:r>
           </w:p>
           <w:p>
@@ -21814,40 +21016,18 @@
                 <w:szCs w:val="19"/>
                 <w:lang w:val="en-US" w:eastAsia="en-US"/>
               </w:rPr>
-              <w:t>unnecessary_</w:t>
-            </w:r>
-            <w:proofErr w:type="gramStart"/>
-            <w:r>
-              <w:rPr>
-                <w:rFonts w:eastAsiaTheme="minorHAnsi" w:cs="Times New Roman"/>
-                <w:color w:val="000000"/>
-                <w:sz w:val="16"/>
-                <w:szCs w:val="19"/>
-                <w:lang w:val="en-US" w:eastAsia="en-US"/>
-              </w:rPr>
-              <w:t>loop</w:t>
-            </w:r>
-            <w:proofErr w:type="spellEnd"/>
-            <w:r>
-              <w:rPr>
-                <w:rFonts w:eastAsiaTheme="minorHAnsi" w:cs="Times New Roman"/>
-                <w:color w:val="000000"/>
-                <w:sz w:val="16"/>
-                <w:szCs w:val="19"/>
-                <w:lang w:val="en-US" w:eastAsia="en-US"/>
-              </w:rPr>
-              <w:t>(</w:t>
-            </w:r>
-            <w:proofErr w:type="gramEnd"/>
-            <w:r>
-              <w:rPr>
-                <w:rFonts w:eastAsiaTheme="minorHAnsi" w:cs="Times New Roman"/>
-                <w:color w:val="000000"/>
-                <w:sz w:val="16"/>
-                <w:szCs w:val="19"/>
-                <w:lang w:val="en-US" w:eastAsia="en-US"/>
-              </w:rPr>
-              <w:t>);</w:t>
+              <w:t>unnecessary_loop</w:t>
+            </w:r>
+            <w:proofErr w:type="spellEnd"/>
+            <w:r>
+              <w:rPr>
+                <w:rFonts w:eastAsiaTheme="minorHAnsi" w:cs="Times New Roman"/>
+                <w:color w:val="000000"/>
+                <w:sz w:val="16"/>
+                <w:szCs w:val="19"/>
+                <w:lang w:val="en-US" w:eastAsia="en-US"/>
+              </w:rPr>
+              <w:t>();</w:t>
             </w:r>
           </w:p>
           <w:p>
@@ -21885,40 +21065,18 @@
                 <w:szCs w:val="19"/>
                 <w:lang w:val="en-US" w:eastAsia="en-US"/>
               </w:rPr>
-              <w:t>_</w:t>
-            </w:r>
-            <w:proofErr w:type="gramStart"/>
-            <w:r>
-              <w:rPr>
-                <w:rFonts w:eastAsiaTheme="minorHAnsi" w:cs="Times New Roman"/>
-                <w:color w:val="000000"/>
-                <w:sz w:val="16"/>
-                <w:szCs w:val="19"/>
-                <w:lang w:val="en-US" w:eastAsia="en-US"/>
-              </w:rPr>
-              <w:t>jamming</w:t>
-            </w:r>
-            <w:proofErr w:type="spellEnd"/>
-            <w:r>
-              <w:rPr>
-                <w:rFonts w:eastAsiaTheme="minorHAnsi" w:cs="Times New Roman"/>
-                <w:color w:val="000000"/>
-                <w:sz w:val="16"/>
-                <w:szCs w:val="19"/>
-                <w:lang w:val="en-US" w:eastAsia="en-US"/>
-              </w:rPr>
-              <w:t>(</w:t>
-            </w:r>
-            <w:proofErr w:type="gramEnd"/>
-            <w:r>
-              <w:rPr>
-                <w:rFonts w:eastAsiaTheme="minorHAnsi" w:cs="Times New Roman"/>
-                <w:color w:val="000000"/>
-                <w:sz w:val="16"/>
-                <w:szCs w:val="19"/>
-                <w:lang w:val="en-US" w:eastAsia="en-US"/>
-              </w:rPr>
-              <w:t>7);</w:t>
+              <w:t>_jamming</w:t>
+            </w:r>
+            <w:proofErr w:type="spellEnd"/>
+            <w:r>
+              <w:rPr>
+                <w:rFonts w:eastAsiaTheme="minorHAnsi" w:cs="Times New Roman"/>
+                <w:color w:val="000000"/>
+                <w:sz w:val="16"/>
+                <w:szCs w:val="19"/>
+                <w:lang w:val="en-US" w:eastAsia="en-US"/>
+              </w:rPr>
+              <w:t>(7);</w:t>
             </w:r>
           </w:p>
           <w:p>
@@ -21946,40 +21104,18 @@
                 <w:szCs w:val="19"/>
                 <w:lang w:val="en-US" w:eastAsia="en-US"/>
               </w:rPr>
-              <w:t>loop_</w:t>
-            </w:r>
-            <w:proofErr w:type="gramStart"/>
-            <w:r>
-              <w:rPr>
-                <w:rFonts w:eastAsiaTheme="minorHAnsi" w:cs="Times New Roman"/>
-                <w:color w:val="000000"/>
-                <w:sz w:val="16"/>
-                <w:szCs w:val="19"/>
-                <w:lang w:val="en-US" w:eastAsia="en-US"/>
-              </w:rPr>
-              <w:t>unrolling</w:t>
-            </w:r>
-            <w:proofErr w:type="spellEnd"/>
-            <w:r>
-              <w:rPr>
-                <w:rFonts w:eastAsiaTheme="minorHAnsi" w:cs="Times New Roman"/>
-                <w:color w:val="000000"/>
-                <w:sz w:val="16"/>
-                <w:szCs w:val="19"/>
-                <w:lang w:val="en-US" w:eastAsia="en-US"/>
-              </w:rPr>
-              <w:t>(</w:t>
-            </w:r>
-            <w:proofErr w:type="gramEnd"/>
-            <w:r>
-              <w:rPr>
-                <w:rFonts w:eastAsiaTheme="minorHAnsi" w:cs="Times New Roman"/>
-                <w:color w:val="000000"/>
-                <w:sz w:val="16"/>
-                <w:szCs w:val="19"/>
-                <w:lang w:val="en-US" w:eastAsia="en-US"/>
-              </w:rPr>
-              <w:t>7);</w:t>
+              <w:t>loop_unrolling</w:t>
+            </w:r>
+            <w:proofErr w:type="spellEnd"/>
+            <w:r>
+              <w:rPr>
+                <w:rFonts w:eastAsiaTheme="minorHAnsi" w:cs="Times New Roman"/>
+                <w:color w:val="000000"/>
+                <w:sz w:val="16"/>
+                <w:szCs w:val="19"/>
+                <w:lang w:val="en-US" w:eastAsia="en-US"/>
+              </w:rPr>
+              <w:t>(7);</w:t>
             </w:r>
           </w:p>
           <w:p>
@@ -22007,40 +21143,18 @@
                 <w:szCs w:val="19"/>
                 <w:lang w:val="en-US" w:eastAsia="en-US"/>
               </w:rPr>
-              <w:t>jump_</w:t>
-            </w:r>
-            <w:proofErr w:type="gramStart"/>
-            <w:r>
-              <w:rPr>
-                <w:rFonts w:eastAsiaTheme="minorHAnsi" w:cs="Times New Roman"/>
-                <w:color w:val="000000"/>
-                <w:sz w:val="16"/>
-                <w:szCs w:val="19"/>
-                <w:lang w:val="en-US" w:eastAsia="en-US"/>
-              </w:rPr>
-              <w:t>compression</w:t>
-            </w:r>
-            <w:proofErr w:type="spellEnd"/>
-            <w:r>
-              <w:rPr>
-                <w:rFonts w:eastAsiaTheme="minorHAnsi" w:cs="Times New Roman"/>
-                <w:color w:val="000000"/>
-                <w:sz w:val="16"/>
-                <w:szCs w:val="19"/>
-                <w:lang w:val="en-US" w:eastAsia="en-US"/>
-              </w:rPr>
-              <w:t>(</w:t>
-            </w:r>
-            <w:proofErr w:type="gramEnd"/>
-            <w:r>
-              <w:rPr>
-                <w:rFonts w:eastAsiaTheme="minorHAnsi" w:cs="Times New Roman"/>
-                <w:color w:val="000000"/>
-                <w:sz w:val="16"/>
-                <w:szCs w:val="19"/>
-                <w:lang w:val="en-US" w:eastAsia="en-US"/>
-              </w:rPr>
-              <w:t>1, 2, 3, 4, 5);</w:t>
+              <w:t>jump_compression</w:t>
+            </w:r>
+            <w:proofErr w:type="spellEnd"/>
+            <w:r>
+              <w:rPr>
+                <w:rFonts w:eastAsiaTheme="minorHAnsi" w:cs="Times New Roman"/>
+                <w:color w:val="000000"/>
+                <w:sz w:val="16"/>
+                <w:szCs w:val="19"/>
+                <w:lang w:val="en-US" w:eastAsia="en-US"/>
+              </w:rPr>
+              <w:t>(1, 2, 3, 4, 5);</w:t>
             </w:r>
           </w:p>
         </w:tc>
@@ -22658,24 +21772,14 @@
               <w:t>jmp</w:t>
             </w:r>
             <w:proofErr w:type="spellEnd"/>
-            <w:proofErr w:type="gramStart"/>
-            <w:r>
-              <w:rPr>
-                <w:rFonts w:eastAsia="Times New Roman" w:cs="Times New Roman"/>
-                <w:sz w:val="16"/>
-                <w:lang w:val="en-US"/>
-              </w:rPr>
-              <w:tab/>
-              <w:t>.L</w:t>
-            </w:r>
-            <w:proofErr w:type="gramEnd"/>
-            <w:r>
-              <w:rPr>
-                <w:rFonts w:eastAsia="Times New Roman" w:cs="Times New Roman"/>
-                <w:sz w:val="16"/>
-                <w:lang w:val="en-US"/>
-              </w:rPr>
-              <w:t>16</w:t>
+            <w:r>
+              <w:rPr>
+                <w:rFonts w:eastAsia="Times New Roman" w:cs="Times New Roman"/>
+                <w:sz w:val="16"/>
+                <w:lang w:val="en-US"/>
+              </w:rPr>
+              <w:tab/>
+              <w:t>.L16</w:t>
             </w:r>
           </w:p>
           <w:p>
@@ -22690,23 +21794,13 @@
                 <w:lang w:val="en-US"/>
               </w:rPr>
             </w:pPr>
-            <w:proofErr w:type="gramStart"/>
-            <w:r>
-              <w:rPr>
-                <w:rFonts w:eastAsia="Times New Roman" w:cs="Times New Roman"/>
-                <w:sz w:val="16"/>
-                <w:lang w:val="en-US"/>
-              </w:rPr>
-              <w:t>.L</w:t>
-            </w:r>
-            <w:proofErr w:type="gramEnd"/>
-            <w:r>
-              <w:rPr>
-                <w:rFonts w:eastAsia="Times New Roman" w:cs="Times New Roman"/>
-                <w:sz w:val="16"/>
-                <w:lang w:val="en-US"/>
-              </w:rPr>
-              <w:t>21:</w:t>
+            <w:r>
+              <w:rPr>
+                <w:rFonts w:eastAsia="Times New Roman" w:cs="Times New Roman"/>
+                <w:sz w:val="16"/>
+                <w:lang w:val="en-US"/>
+              </w:rPr>
+              <w:t>.L21:</w:t>
             </w:r>
           </w:p>
           <w:p>
@@ -22797,24 +21891,14 @@
               <w:t>jmp</w:t>
             </w:r>
             <w:proofErr w:type="spellEnd"/>
-            <w:proofErr w:type="gramStart"/>
-            <w:r>
-              <w:rPr>
-                <w:rFonts w:eastAsia="Times New Roman" w:cs="Times New Roman"/>
-                <w:sz w:val="16"/>
-                <w:lang w:val="en-US"/>
-              </w:rPr>
-              <w:tab/>
-              <w:t>.L</w:t>
-            </w:r>
-            <w:proofErr w:type="gramEnd"/>
-            <w:r>
-              <w:rPr>
-                <w:rFonts w:eastAsia="Times New Roman" w:cs="Times New Roman"/>
-                <w:sz w:val="16"/>
-                <w:lang w:val="en-US"/>
-              </w:rPr>
-              <w:t>17</w:t>
+            <w:r>
+              <w:rPr>
+                <w:rFonts w:eastAsia="Times New Roman" w:cs="Times New Roman"/>
+                <w:sz w:val="16"/>
+                <w:lang w:val="en-US"/>
+              </w:rPr>
+              <w:tab/>
+              <w:t>.L17</w:t>
             </w:r>
           </w:p>
           <w:p>
@@ -22829,23 +21913,13 @@
                 <w:lang w:val="en-US"/>
               </w:rPr>
             </w:pPr>
-            <w:proofErr w:type="gramStart"/>
-            <w:r>
-              <w:rPr>
-                <w:rFonts w:eastAsia="Times New Roman" w:cs="Times New Roman"/>
-                <w:sz w:val="16"/>
-                <w:lang w:val="en-US"/>
-              </w:rPr>
-              <w:t>.L</w:t>
-            </w:r>
-            <w:proofErr w:type="gramEnd"/>
-            <w:r>
-              <w:rPr>
-                <w:rFonts w:eastAsia="Times New Roman" w:cs="Times New Roman"/>
-                <w:sz w:val="16"/>
-                <w:lang w:val="en-US"/>
-              </w:rPr>
-              <w:t>20:</w:t>
+            <w:r>
+              <w:rPr>
+                <w:rFonts w:eastAsia="Times New Roman" w:cs="Times New Roman"/>
+                <w:sz w:val="16"/>
+                <w:lang w:val="en-US"/>
+              </w:rPr>
+              <w:t>.L20:</w:t>
             </w:r>
           </w:p>
           <w:p>
@@ -22936,24 +22010,14 @@
               <w:t>jmp</w:t>
             </w:r>
             <w:proofErr w:type="spellEnd"/>
-            <w:proofErr w:type="gramStart"/>
-            <w:r>
-              <w:rPr>
-                <w:rFonts w:eastAsia="Times New Roman" w:cs="Times New Roman"/>
-                <w:sz w:val="16"/>
-                <w:lang w:val="en-US"/>
-              </w:rPr>
-              <w:tab/>
-              <w:t>.L</w:t>
-            </w:r>
-            <w:proofErr w:type="gramEnd"/>
-            <w:r>
-              <w:rPr>
-                <w:rFonts w:eastAsia="Times New Roman" w:cs="Times New Roman"/>
-                <w:sz w:val="16"/>
-                <w:lang w:val="en-US"/>
-              </w:rPr>
-              <w:t>18</w:t>
+            <w:r>
+              <w:rPr>
+                <w:rFonts w:eastAsia="Times New Roman" w:cs="Times New Roman"/>
+                <w:sz w:val="16"/>
+                <w:lang w:val="en-US"/>
+              </w:rPr>
+              <w:tab/>
+              <w:t>.L18</w:t>
             </w:r>
           </w:p>
           <w:p>
@@ -22968,23 +22032,13 @@
                 <w:lang w:val="en-US"/>
               </w:rPr>
             </w:pPr>
-            <w:proofErr w:type="gramStart"/>
-            <w:r>
-              <w:rPr>
-                <w:rFonts w:eastAsia="Times New Roman" w:cs="Times New Roman"/>
-                <w:sz w:val="16"/>
-                <w:lang w:val="en-US"/>
-              </w:rPr>
-              <w:t>.L</w:t>
-            </w:r>
-            <w:proofErr w:type="gramEnd"/>
-            <w:r>
-              <w:rPr>
-                <w:rFonts w:eastAsia="Times New Roman" w:cs="Times New Roman"/>
-                <w:sz w:val="16"/>
-                <w:lang w:val="en-US"/>
-              </w:rPr>
-              <w:t>19:</w:t>
+            <w:r>
+              <w:rPr>
+                <w:rFonts w:eastAsia="Times New Roman" w:cs="Times New Roman"/>
+                <w:sz w:val="16"/>
+                <w:lang w:val="en-US"/>
+              </w:rPr>
+              <w:t>.L19:</w:t>
             </w:r>
           </w:p>
           <w:p>
@@ -23345,25 +22399,7 @@
                 <w:sz w:val="16"/>
                 <w:lang w:val="en-US"/>
               </w:rPr>
-              <w:t>, -48(%</w:t>
-            </w:r>
-            <w:proofErr w:type="gramStart"/>
-            <w:r>
-              <w:rPr>
-                <w:rFonts w:eastAsia="Times New Roman" w:cs="Times New Roman"/>
-                <w:sz w:val="16"/>
-                <w:lang w:val="en-US"/>
-              </w:rPr>
-              <w:t>rbp,%</w:t>
-            </w:r>
-            <w:proofErr w:type="gramEnd"/>
-            <w:r>
-              <w:rPr>
-                <w:rFonts w:eastAsia="Times New Roman" w:cs="Times New Roman"/>
-                <w:sz w:val="16"/>
-                <w:lang w:val="en-US"/>
-              </w:rPr>
-              <w:t>rax,4)</w:t>
+              <w:t>, -48(%rbp,%rax,4)</w:t>
             </w:r>
           </w:p>
           <w:p>
@@ -23436,23 +22472,13 @@
                 <w:lang w:val="en-US"/>
               </w:rPr>
             </w:pPr>
-            <w:proofErr w:type="gramStart"/>
-            <w:r>
-              <w:rPr>
-                <w:rFonts w:eastAsia="Times New Roman" w:cs="Times New Roman"/>
-                <w:sz w:val="16"/>
-                <w:lang w:val="en-US"/>
-              </w:rPr>
-              <w:t>.L</w:t>
-            </w:r>
-            <w:proofErr w:type="gramEnd"/>
-            <w:r>
-              <w:rPr>
-                <w:rFonts w:eastAsia="Times New Roman" w:cs="Times New Roman"/>
-                <w:sz w:val="16"/>
-                <w:lang w:val="en-US"/>
-              </w:rPr>
-              <w:t>18:</w:t>
+            <w:r>
+              <w:rPr>
+                <w:rFonts w:eastAsia="Times New Roman" w:cs="Times New Roman"/>
+                <w:sz w:val="16"/>
+                <w:lang w:val="en-US"/>
+              </w:rPr>
+              <w:t>.L18:</w:t>
             </w:r>
           </w:p>
           <w:p>
@@ -23543,24 +22569,14 @@
               <w:t>jle</w:t>
             </w:r>
             <w:proofErr w:type="spellEnd"/>
-            <w:proofErr w:type="gramStart"/>
-            <w:r>
-              <w:rPr>
-                <w:rFonts w:eastAsia="Times New Roman" w:cs="Times New Roman"/>
-                <w:sz w:val="16"/>
-                <w:lang w:val="en-US"/>
-              </w:rPr>
-              <w:tab/>
-              <w:t>.L</w:t>
-            </w:r>
-            <w:proofErr w:type="gramEnd"/>
-            <w:r>
-              <w:rPr>
-                <w:rFonts w:eastAsia="Times New Roman" w:cs="Times New Roman"/>
-                <w:sz w:val="16"/>
-                <w:lang w:val="en-US"/>
-              </w:rPr>
-              <w:t>19</w:t>
+            <w:r>
+              <w:rPr>
+                <w:rFonts w:eastAsia="Times New Roman" w:cs="Times New Roman"/>
+                <w:sz w:val="16"/>
+                <w:lang w:val="en-US"/>
+              </w:rPr>
+              <w:tab/>
+              <w:t>.L19</w:t>
             </w:r>
           </w:p>
           <w:p>
@@ -23633,23 +22649,13 @@
                 <w:lang w:val="en-US"/>
               </w:rPr>
             </w:pPr>
-            <w:proofErr w:type="gramStart"/>
-            <w:r>
-              <w:rPr>
-                <w:rFonts w:eastAsia="Times New Roman" w:cs="Times New Roman"/>
-                <w:sz w:val="16"/>
-                <w:lang w:val="en-US"/>
-              </w:rPr>
-              <w:t>.L</w:t>
-            </w:r>
-            <w:proofErr w:type="gramEnd"/>
-            <w:r>
-              <w:rPr>
-                <w:rFonts w:eastAsia="Times New Roman" w:cs="Times New Roman"/>
-                <w:sz w:val="16"/>
-                <w:lang w:val="en-US"/>
-              </w:rPr>
-              <w:t>17:</w:t>
+            <w:r>
+              <w:rPr>
+                <w:rFonts w:eastAsia="Times New Roman" w:cs="Times New Roman"/>
+                <w:sz w:val="16"/>
+                <w:lang w:val="en-US"/>
+              </w:rPr>
+              <w:t>.L17:</w:t>
             </w:r>
           </w:p>
           <w:p>
@@ -23740,24 +22746,14 @@
               <w:t>jle</w:t>
             </w:r>
             <w:proofErr w:type="spellEnd"/>
-            <w:proofErr w:type="gramStart"/>
-            <w:r>
-              <w:rPr>
-                <w:rFonts w:eastAsia="Times New Roman" w:cs="Times New Roman"/>
-                <w:sz w:val="16"/>
-                <w:lang w:val="en-US"/>
-              </w:rPr>
-              <w:tab/>
-              <w:t>.L</w:t>
-            </w:r>
-            <w:proofErr w:type="gramEnd"/>
-            <w:r>
-              <w:rPr>
-                <w:rFonts w:eastAsia="Times New Roman" w:cs="Times New Roman"/>
-                <w:sz w:val="16"/>
-                <w:lang w:val="en-US"/>
-              </w:rPr>
-              <w:t>20</w:t>
+            <w:r>
+              <w:rPr>
+                <w:rFonts w:eastAsia="Times New Roman" w:cs="Times New Roman"/>
+                <w:sz w:val="16"/>
+                <w:lang w:val="en-US"/>
+              </w:rPr>
+              <w:tab/>
+              <w:t>.L20</w:t>
             </w:r>
           </w:p>
           <w:p>
@@ -23830,23 +22826,13 @@
                 <w:lang w:val="en-US"/>
               </w:rPr>
             </w:pPr>
-            <w:proofErr w:type="gramStart"/>
-            <w:r>
-              <w:rPr>
-                <w:rFonts w:eastAsia="Times New Roman" w:cs="Times New Roman"/>
-                <w:sz w:val="16"/>
-                <w:lang w:val="en-US"/>
-              </w:rPr>
-              <w:t>.L</w:t>
-            </w:r>
-            <w:proofErr w:type="gramEnd"/>
-            <w:r>
-              <w:rPr>
-                <w:rFonts w:eastAsia="Times New Roman" w:cs="Times New Roman"/>
-                <w:sz w:val="16"/>
-                <w:lang w:val="en-US"/>
-              </w:rPr>
-              <w:t>16:</w:t>
+            <w:r>
+              <w:rPr>
+                <w:rFonts w:eastAsia="Times New Roman" w:cs="Times New Roman"/>
+                <w:sz w:val="16"/>
+                <w:lang w:val="en-US"/>
+              </w:rPr>
+              <w:t>.L16:</w:t>
             </w:r>
           </w:p>
           <w:p>
@@ -23937,24 +22923,14 @@
               <w:t>jle</w:t>
             </w:r>
             <w:proofErr w:type="spellEnd"/>
-            <w:proofErr w:type="gramStart"/>
-            <w:r>
-              <w:rPr>
-                <w:rFonts w:eastAsia="Times New Roman" w:cs="Times New Roman"/>
-                <w:sz w:val="16"/>
-                <w:lang w:val="en-US"/>
-              </w:rPr>
-              <w:tab/>
-              <w:t>.L</w:t>
-            </w:r>
-            <w:proofErr w:type="gramEnd"/>
-            <w:r>
-              <w:rPr>
-                <w:rFonts w:eastAsia="Times New Roman" w:cs="Times New Roman"/>
-                <w:sz w:val="16"/>
-                <w:lang w:val="en-US"/>
-              </w:rPr>
-              <w:t>21</w:t>
+            <w:r>
+              <w:rPr>
+                <w:rFonts w:eastAsia="Times New Roman" w:cs="Times New Roman"/>
+                <w:sz w:val="16"/>
+                <w:lang w:val="en-US"/>
+              </w:rPr>
+              <w:tab/>
+              <w:t>.L21</w:t>
             </w:r>
           </w:p>
         </w:tc>
@@ -23989,7 +22965,6 @@
               <w:t xml:space="preserve">            int </w:t>
             </w:r>
             <w:proofErr w:type="spellStart"/>
-            <w:proofErr w:type="gramStart"/>
             <w:r>
               <w:rPr>
                 <w:rFonts w:eastAsiaTheme="minorHAnsi" w:cs="Times New Roman"/>
@@ -24009,18 +22984,7 @@
                 <w:szCs w:val="19"/>
                 <w:lang w:val="en-US" w:eastAsia="en-US"/>
               </w:rPr>
-              <w:t>[</w:t>
-            </w:r>
-            <w:proofErr w:type="gramEnd"/>
-            <w:r>
-              <w:rPr>
-                <w:rFonts w:eastAsiaTheme="minorHAnsi" w:cs="Times New Roman"/>
-                <w:color w:val="000000"/>
-                <w:sz w:val="16"/>
-                <w:szCs w:val="19"/>
-                <w:lang w:val="en-US" w:eastAsia="en-US"/>
-              </w:rPr>
-              <w:t>10];</w:t>
+              <w:t>[10];</w:t>
             </w:r>
           </w:p>
           <w:p>
@@ -24390,7 +23354,6 @@
           <w:noProof/>
           <w:lang w:val="en-US" w:eastAsia="en-US"/>
         </w:rPr>
-        <w:lastRenderedPageBreak/>
         <w:drawing>
           <wp:inline distT="0" distB="0" distL="0" distR="0" wp14:anchorId="171B28A4" wp14:editId="07F2C7F0">
             <wp:extent cx="7103745" cy="3528060"/>
@@ -25780,6 +24743,7 @@
     <w:lsdException w:name="HTML Sample" w:semiHidden="1" w:unhideWhenUsed="1"/>
     <w:lsdException w:name="HTML Typewriter" w:semiHidden="1" w:unhideWhenUsed="1"/>
     <w:lsdException w:name="HTML Variable" w:semiHidden="1" w:unhideWhenUsed="1"/>
+    <w:lsdException w:name="Normal Table" w:semiHidden="1" w:unhideWhenUsed="1"/>
     <w:lsdException w:name="annotation subject" w:semiHidden="1" w:unhideWhenUsed="1"/>
     <w:lsdException w:name="No List" w:semiHidden="1" w:unhideWhenUsed="1"/>
     <w:lsdException w:name="Outline List 1" w:semiHidden="1" w:unhideWhenUsed="1"/>
@@ -25822,8 +24786,11 @@
     <w:lsdException w:name="Table Contemporary" w:semiHidden="1" w:unhideWhenUsed="1"/>
     <w:lsdException w:name="Table Elegant" w:semiHidden="1" w:unhideWhenUsed="1"/>
     <w:lsdException w:name="Table Professional" w:semiHidden="1" w:unhideWhenUsed="1"/>
+    <w:lsdException w:name="Table Subtle 1" w:semiHidden="1" w:unhideWhenUsed="1"/>
     <w:lsdException w:name="Table Subtle 2" w:semiHidden="1" w:unhideWhenUsed="1"/>
     <w:lsdException w:name="Table Web 1" w:semiHidden="1" w:unhideWhenUsed="1"/>
+    <w:lsdException w:name="Table Web 2" w:semiHidden="1" w:unhideWhenUsed="1"/>
+    <w:lsdException w:name="Table Web 3" w:semiHidden="1" w:unhideWhenUsed="1"/>
     <w:lsdException w:name="Balloon Text" w:semiHidden="1" w:unhideWhenUsed="1"/>
     <w:lsdException w:name="Table Grid" w:uiPriority="39"/>
     <w:lsdException w:name="Table Theme" w:semiHidden="1" w:unhideWhenUsed="1"/>
